--- a/PULKIT GAUTAM_CV.docx
+++ b/PULKIT GAUTAM_CV.docx
@@ -216,15 +216,15 @@
         <mc:AlternateContent>
           <mc:Choice Requires="wps">
             <w:drawing>
-              <wp:anchor distT="45720" distB="45720" distL="114300" distR="114300" simplePos="0" relativeHeight="251689984" behindDoc="0" locked="1" layoutInCell="1" allowOverlap="1" wp14:anchorId="564F46EC" wp14:editId="235CC3C7">
+              <wp:anchor distT="45720" distB="45720" distL="114300" distR="114300" simplePos="0" relativeHeight="251689984" behindDoc="0" locked="1" layoutInCell="1" allowOverlap="1" wp14:anchorId="564F46EC" wp14:editId="371A9208">
                 <wp:simplePos x="0" y="0"/>
                 <wp:positionH relativeFrom="margin">
-                  <wp:posOffset>-243840</wp:posOffset>
+                  <wp:posOffset>-242570</wp:posOffset>
                 </wp:positionH>
                 <wp:positionV relativeFrom="page">
-                  <wp:posOffset>6156960</wp:posOffset>
+                  <wp:posOffset>6203315</wp:posOffset>
                 </wp:positionV>
-                <wp:extent cx="7199630" cy="3566160"/>
+                <wp:extent cx="7199630" cy="3415030"/>
                 <wp:effectExtent l="0" t="0" r="0" b="0"/>
                 <wp:wrapSquare wrapText="bothSides"/>
                 <wp:docPr id="8" name="Text Box 8"/>
@@ -240,7 +240,7 @@
                       <wps:spPr bwMode="auto">
                         <a:xfrm>
                           <a:off x="0" y="0"/>
-                          <a:ext cx="7199630" cy="3566160"/>
+                          <a:ext cx="7199630" cy="3415030"/>
                         </a:xfrm>
                         <a:prstGeom prst="rect">
                           <a:avLst/>
@@ -258,6 +258,7 @@
                           <w:p>
                             <w:pPr>
                               <w:pStyle w:val="Heading1"/>
+                              <w:spacing w:after="160"/>
                             </w:pPr>
                             <w:r>
                               <w:t>Work Experience</w:t>
@@ -314,7 +315,17 @@
                               <w:pStyle w:val="ListBullet"/>
                             </w:pPr>
                             <w:r>
-                              <w:t>Developed real-time computer vision pipelines for MWIR thermal imaging systems, including AI-based target detection, multisensor image fusion, and digital image stabilization</w:t>
+                              <w:t xml:space="preserve">Developed real-time computer vision pipelines for MWIR </w:t>
+                            </w:r>
+                            <w:r>
+                              <w:rPr>
+                                <w:b/>
+                                <w:bCs/>
+                              </w:rPr>
+                              <w:t>thermal imaging systems</w:t>
+                            </w:r>
+                            <w:r>
+                              <w:t>, encompassing AI-based target detection (SSD, YOLO, R-CNN), multisensor image fusion, and digital image stabilization for defense applications.</w:t>
                             </w:r>
                           </w:p>
                           <w:p>
@@ -329,10 +340,52 @@
                                 <w:b/>
                                 <w:bCs/>
                               </w:rPr>
-                              <w:t>GPU-based</w:t>
-                            </w:r>
-                            <w:r>
-                              <w:t xml:space="preserve"> deep learning inference pipelines (Python) for real-time performance on edge platforms</w:t>
+                              <w:t>GPU-accelerated</w:t>
+                            </w:r>
+                            <w:r>
+                              <w:t xml:space="preserve"> deep learning inference pipelines (Python, TensorRT) on NVIDIA Jetson edge platforms, achieving real-time processing performance.</w:t>
+                            </w:r>
+                          </w:p>
+                          <w:p>
+                            <w:pPr>
+                              <w:pStyle w:val="ListBullet"/>
+                              <w:rPr>
+                                <w:b/>
+                                <w:bCs/>
+                              </w:rPr>
+                            </w:pPr>
+                            <w:r>
+                              <w:t xml:space="preserve">Implemented thermal image processing and enhancement algorithms, including </w:t>
+                            </w:r>
+                            <w:r>
+                              <w:t>Non-Uniformity Correction</w:t>
+                            </w:r>
+                            <w:r>
+                              <w:rPr>
+                                <w:b/>
+                                <w:bCs/>
+                              </w:rPr>
+                              <w:t xml:space="preserve"> (NUC) </w:t>
+                            </w:r>
+                            <w:r>
+                              <w:t>and Bad Pixel Replacement</w:t>
+                            </w:r>
+                            <w:r>
+                              <w:rPr>
+                                <w:b/>
+                                <w:bCs/>
+                              </w:rPr>
+                              <w:t xml:space="preserve"> (BPR</w:t>
+                            </w:r>
+                            <w:r>
+                              <w:rPr>
+                                <w:b/>
+                                <w:bCs/>
+                              </w:rPr>
+                              <w:t>)</w:t>
+                            </w:r>
+                            <w:r>
+                              <w:t>.</w:t>
                             </w:r>
                           </w:p>
                           <w:p>
@@ -340,34 +393,20 @@
                               <w:pStyle w:val="ListBullet"/>
                             </w:pPr>
                             <w:r>
-                              <w:t xml:space="preserve">Implemented thermal image processing and enhancement techniques, including </w:t>
+                              <w:t xml:space="preserve">Built and optimized </w:t>
                             </w:r>
                             <w:r>
                               <w:rPr>
                                 <w:b/>
                                 <w:bCs/>
                               </w:rPr>
-                              <w:t>non-uniformity correction</w:t>
-                            </w:r>
-                            <w:r>
-                              <w:t xml:space="preserve"> (NUC) and </w:t>
-                            </w:r>
-                            <w:r>
-                              <w:rPr>
-                                <w:b/>
-                                <w:bCs/>
-                              </w:rPr>
-                              <w:t xml:space="preserve">Bad Pixel </w:t>
-                            </w:r>
-                            <w:r>
-                              <w:rPr>
-                                <w:b/>
-                                <w:bCs/>
-                              </w:rPr>
-                              <w:t>Replacement</w:t>
-                            </w:r>
-                            <w:r>
-                              <w:t xml:space="preserve"> (BPR)</w:t>
+                              <w:t>FPGA-based image processing</w:t>
+                            </w:r>
+                            <w:r>
+                              <w:t xml:space="preserve"> modules (Verilog) for real-time thermal video pipelines, </w:t>
+                            </w:r>
+                            <w:r>
+                              <w:t>for real-time thermal imaging systems</w:t>
                             </w:r>
                           </w:p>
                           <w:p>
@@ -375,17 +414,17 @@
                               <w:pStyle w:val="ListBullet"/>
                             </w:pPr>
                             <w:r>
-                              <w:t xml:space="preserve">Built and optimized image processing modules for </w:t>
+                              <w:t xml:space="preserve">Integrated multisensor payloads — thermal, visible, LRF, and GPS — and conducted </w:t>
                             </w:r>
                             <w:r>
                               <w:rPr>
                                 <w:b/>
                                 <w:bCs/>
                               </w:rPr>
-                              <w:t>FPGA-based</w:t>
-                            </w:r>
-                            <w:r>
-                              <w:t xml:space="preserve"> video pipelines (Verilog) for real-time thermal imaging systems</w:t>
+                              <w:t>system-level calibration</w:t>
+                            </w:r>
+                            <w:r>
+                              <w:t>, validation, and testing of electro-optical systems under operational conditions.</w:t>
                             </w:r>
                           </w:p>
                           <w:p>
@@ -393,32 +432,17 @@
                               <w:pStyle w:val="ListBullet"/>
                             </w:pPr>
                             <w:r>
-                              <w:t>Integrated multiple sensors (</w:t>
+                              <w:t>Developed sensor interfacing logic, communication protocols, and system interface documentation (</w:t>
                             </w:r>
                             <w:r>
                               <w:rPr>
                                 <w:b/>
                                 <w:bCs/>
                               </w:rPr>
-                              <w:t>thermal, visible, LRF, GPS</w:t>
-                            </w:r>
-                            <w:r>
-                              <w:t>) and performed system-level calibration, validation, and testing of electro-optical systems under real-world conditions</w:t>
-                            </w:r>
-                          </w:p>
-                          <w:p>
-                            <w:pPr>
-                              <w:pStyle w:val="ListBullet"/>
-                            </w:pPr>
-                            <w:r>
-                              <w:t xml:space="preserve">Developed sensor interfacing, communication protocols, and system interface documentation (EICD) for </w:t>
-                            </w:r>
-                            <w:r>
-                              <w:rPr>
-                                <w:b/>
-                                <w:bCs/>
-                              </w:rPr>
-                              <w:t>embedded electro-optical systems</w:t>
+                              <w:t>EICD</w:t>
+                            </w:r>
+                            <w:r>
+                              <w:t>) for embedded electro-optical systems.</w:t>
                             </w:r>
                           </w:p>
                         </w:txbxContent>
@@ -440,12 +464,13 @@
           </mc:Choice>
           <mc:Fallback>
             <w:pict>
-              <v:shape w14:anchorId="564F46EC" id="Text Box 8" o:spid="_x0000_s1027" type="#_x0000_t202" style="position:absolute;left:0;text-align:left;margin-left:-19.2pt;margin-top:484.8pt;width:566.9pt;height:280.8pt;z-index:251689984;visibility:visible;mso-wrap-style:square;mso-width-percent:0;mso-height-percent:0;mso-wrap-distance-left:9pt;mso-wrap-distance-top:3.6pt;mso-wrap-distance-right:9pt;mso-wrap-distance-bottom:3.6pt;mso-position-horizontal:absolute;mso-position-horizontal-relative:margin;mso-position-vertical:absolute;mso-position-vertical-relative:page;mso-width-percent:0;mso-height-percent:0;mso-width-relative:margin;mso-height-relative:margin;v-text-anchor:top" o:gfxdata="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" filled="f" stroked="f">
+              <v:shape w14:anchorId="564F46EC" id="Text Box 8" o:spid="_x0000_s1027" type="#_x0000_t202" style="position:absolute;left:0;text-align:left;margin-left:-19.1pt;margin-top:488.45pt;width:566.9pt;height:268.9pt;z-index:251689984;visibility:visible;mso-wrap-style:square;mso-width-percent:0;mso-height-percent:0;mso-wrap-distance-left:9pt;mso-wrap-distance-top:3.6pt;mso-wrap-distance-right:9pt;mso-wrap-distance-bottom:3.6pt;mso-position-horizontal:absolute;mso-position-horizontal-relative:margin;mso-position-vertical:absolute;mso-position-vertical-relative:page;mso-width-percent:0;mso-height-percent:0;mso-width-relative:margin;mso-height-relative:margin;v-text-anchor:top" o:gfxdata="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" filled="f" stroked="f">
                 <v:textbox>
                   <w:txbxContent>
                     <w:p>
                       <w:pPr>
                         <w:pStyle w:val="Heading1"/>
+                        <w:spacing w:after="160"/>
                       </w:pPr>
                       <w:r>
                         <w:t>Work Experience</w:t>
@@ -502,7 +527,17 @@
                         <w:pStyle w:val="ListBullet"/>
                       </w:pPr>
                       <w:r>
-                        <w:t>Developed real-time computer vision pipelines for MWIR thermal imaging systems, including AI-based target detection, multisensor image fusion, and digital image stabilization</w:t>
+                        <w:t xml:space="preserve">Developed real-time computer vision pipelines for MWIR </w:t>
+                      </w:r>
+                      <w:r>
+                        <w:rPr>
+                          <w:b/>
+                          <w:bCs/>
+                        </w:rPr>
+                        <w:t>thermal imaging systems</w:t>
+                      </w:r>
+                      <w:r>
+                        <w:t>, encompassing AI-based target detection (SSD, YOLO, R-CNN), multisensor image fusion, and digital image stabilization for defense applications.</w:t>
                       </w:r>
                     </w:p>
                     <w:p>
@@ -517,10 +552,52 @@
                           <w:b/>
                           <w:bCs/>
                         </w:rPr>
-                        <w:t>GPU-based</w:t>
-                      </w:r>
-                      <w:r>
-                        <w:t xml:space="preserve"> deep learning inference pipelines (Python) for real-time performance on edge platforms</w:t>
+                        <w:t>GPU-accelerated</w:t>
+                      </w:r>
+                      <w:r>
+                        <w:t xml:space="preserve"> deep learning inference pipelines (Python, TensorRT) on NVIDIA Jetson edge platforms, achieving real-time processing performance.</w:t>
+                      </w:r>
+                    </w:p>
+                    <w:p>
+                      <w:pPr>
+                        <w:pStyle w:val="ListBullet"/>
+                        <w:rPr>
+                          <w:b/>
+                          <w:bCs/>
+                        </w:rPr>
+                      </w:pPr>
+                      <w:r>
+                        <w:t xml:space="preserve">Implemented thermal image processing and enhancement algorithms, including </w:t>
+                      </w:r>
+                      <w:r>
+                        <w:t>Non-Uniformity Correction</w:t>
+                      </w:r>
+                      <w:r>
+                        <w:rPr>
+                          <w:b/>
+                          <w:bCs/>
+                        </w:rPr>
+                        <w:t xml:space="preserve"> (NUC) </w:t>
+                      </w:r>
+                      <w:r>
+                        <w:t>and Bad Pixel Replacement</w:t>
+                      </w:r>
+                      <w:r>
+                        <w:rPr>
+                          <w:b/>
+                          <w:bCs/>
+                        </w:rPr>
+                        <w:t xml:space="preserve"> (BPR</w:t>
+                      </w:r>
+                      <w:r>
+                        <w:rPr>
+                          <w:b/>
+                          <w:bCs/>
+                        </w:rPr>
+                        <w:t>)</w:t>
+                      </w:r>
+                      <w:r>
+                        <w:t>.</w:t>
                       </w:r>
                     </w:p>
                     <w:p>
@@ -528,34 +605,20 @@
                         <w:pStyle w:val="ListBullet"/>
                       </w:pPr>
                       <w:r>
-                        <w:t xml:space="preserve">Implemented thermal image processing and enhancement techniques, including </w:t>
+                        <w:t xml:space="preserve">Built and optimized </w:t>
                       </w:r>
                       <w:r>
                         <w:rPr>
                           <w:b/>
                           <w:bCs/>
                         </w:rPr>
-                        <w:t>non-uniformity correction</w:t>
-                      </w:r>
-                      <w:r>
-                        <w:t xml:space="preserve"> (NUC) and </w:t>
-                      </w:r>
-                      <w:r>
-                        <w:rPr>
-                          <w:b/>
-                          <w:bCs/>
-                        </w:rPr>
-                        <w:t xml:space="preserve">Bad Pixel </w:t>
-                      </w:r>
-                      <w:r>
-                        <w:rPr>
-                          <w:b/>
-                          <w:bCs/>
-                        </w:rPr>
-                        <w:t>Replacement</w:t>
-                      </w:r>
-                      <w:r>
-                        <w:t xml:space="preserve"> (BPR)</w:t>
+                        <w:t>FPGA-based image processing</w:t>
+                      </w:r>
+                      <w:r>
+                        <w:t xml:space="preserve"> modules (Verilog) for real-time thermal video pipelines, </w:t>
+                      </w:r>
+                      <w:r>
+                        <w:t>for real-time thermal imaging systems</w:t>
                       </w:r>
                     </w:p>
                     <w:p>
@@ -563,17 +626,17 @@
                         <w:pStyle w:val="ListBullet"/>
                       </w:pPr>
                       <w:r>
-                        <w:t xml:space="preserve">Built and optimized image processing modules for </w:t>
+                        <w:t xml:space="preserve">Integrated multisensor payloads — thermal, visible, LRF, and GPS — and conducted </w:t>
                       </w:r>
                       <w:r>
                         <w:rPr>
                           <w:b/>
                           <w:bCs/>
                         </w:rPr>
-                        <w:t>FPGA-based</w:t>
-                      </w:r>
-                      <w:r>
-                        <w:t xml:space="preserve"> video pipelines (Verilog) for real-time thermal imaging systems</w:t>
+                        <w:t>system-level calibration</w:t>
+                      </w:r>
+                      <w:r>
+                        <w:t>, validation, and testing of electro-optical systems under operational conditions.</w:t>
                       </w:r>
                     </w:p>
                     <w:p>
@@ -581,32 +644,17 @@
                         <w:pStyle w:val="ListBullet"/>
                       </w:pPr>
                       <w:r>
-                        <w:t>Integrated multiple sensors (</w:t>
+                        <w:t>Developed sensor interfacing logic, communication protocols, and system interface documentation (</w:t>
                       </w:r>
                       <w:r>
                         <w:rPr>
                           <w:b/>
                           <w:bCs/>
                         </w:rPr>
-                        <w:t>thermal, visible, LRF, GPS</w:t>
-                      </w:r>
-                      <w:r>
-                        <w:t>) and performed system-level calibration, validation, and testing of electro-optical systems under real-world conditions</w:t>
-                      </w:r>
-                    </w:p>
-                    <w:p>
-                      <w:pPr>
-                        <w:pStyle w:val="ListBullet"/>
-                      </w:pPr>
-                      <w:r>
-                        <w:t xml:space="preserve">Developed sensor interfacing, communication protocols, and system interface documentation (EICD) for </w:t>
-                      </w:r>
-                      <w:r>
-                        <w:rPr>
-                          <w:b/>
-                          <w:bCs/>
-                        </w:rPr>
-                        <w:t>embedded electro-optical systems</w:t>
+                        <w:t>EICD</w:t>
+                      </w:r>
+                      <w:r>
+                        <w:t>) for embedded electro-optical systems.</w:t>
                       </w:r>
                     </w:p>
                   </w:txbxContent>
@@ -632,427 +680,15 @@
           <w:vertAlign w:val="subscript"/>
         </w:rPr>
         <mc:AlternateContent>
-          <mc:Choice Requires="wps">
-            <w:drawing>
-              <wp:anchor distT="0" distB="0" distL="114300" distR="114300" simplePos="0" relativeHeight="251722752" behindDoc="0" locked="0" layoutInCell="1" allowOverlap="1" wp14:anchorId="4215E3E3" wp14:editId="39A6258A">
-                <wp:simplePos x="0" y="0"/>
-                <wp:positionH relativeFrom="margin">
-                  <wp:posOffset>-228600</wp:posOffset>
-                </wp:positionH>
-                <wp:positionV relativeFrom="margin">
-                  <wp:posOffset>4183380</wp:posOffset>
-                </wp:positionV>
-                <wp:extent cx="7199630" cy="1630680"/>
-                <wp:effectExtent l="0" t="0" r="0" b="0"/>
-                <wp:wrapSquare wrapText="bothSides"/>
-                <wp:docPr id="1313205083" name="Text Box 1313205083"/>
-                <wp:cNvGraphicFramePr>
-                  <a:graphicFrameLocks xmlns:a="http://schemas.openxmlformats.org/drawingml/2006/main"/>
-                </wp:cNvGraphicFramePr>
-                <a:graphic xmlns:a="http://schemas.openxmlformats.org/drawingml/2006/main">
-                  <a:graphicData uri="http://schemas.microsoft.com/office/word/2010/wordprocessingShape">
-                    <wps:wsp>
-                      <wps:cNvSpPr txBox="1">
-                        <a:spLocks noChangeArrowheads="1"/>
-                      </wps:cNvSpPr>
-                      <wps:spPr bwMode="auto">
-                        <a:xfrm>
-                          <a:off x="0" y="0"/>
-                          <a:ext cx="7199630" cy="1630680"/>
-                        </a:xfrm>
-                        <a:prstGeom prst="rect">
-                          <a:avLst/>
-                        </a:prstGeom>
-                        <a:noFill/>
-                        <a:ln w="9525">
-                          <a:noFill/>
-                          <a:miter lim="800000"/>
-                          <a:headEnd/>
-                          <a:tailEnd/>
-                        </a:ln>
-                      </wps:spPr>
-                      <wps:txbx>
-                        <w:txbxContent>
-                          <w:p>
-                            <w:pPr>
-                              <w:pStyle w:val="Heading1"/>
-                            </w:pPr>
-                            <w:r>
-                              <w:t>TECHNICAL SKILLS</w:t>
-                            </w:r>
-                          </w:p>
-                          <w:p>
-                            <w:r>
-                              <w:rPr>
-                                <w:b/>
-                                <w:bCs/>
-                              </w:rPr>
-                              <w:t>Computer Vision &amp; AI:</w:t>
-                            </w:r>
-                            <w:r>
-                              <w:t xml:space="preserve"> Deep Learning, Object Detection, Image Stabilization, Multisensor Fusion, Image Super</w:t>
-                            </w:r>
-                            <w:r>
-                              <w:t xml:space="preserve"> </w:t>
-                            </w:r>
-                            <w:r>
-                              <w:t>Re</w:t>
-                            </w:r>
-                            <w:r>
-                              <w:t>s</w:t>
-                            </w:r>
-                            <w:r>
-                              <w:t>olution</w:t>
-                            </w:r>
-                          </w:p>
-                          <w:p>
-                            <w:r>
-                              <w:rPr>
-                                <w:b/>
-                                <w:bCs/>
-                              </w:rPr>
-                              <w:t>Frameworks:</w:t>
-                            </w:r>
-                            <w:r>
-                              <w:t xml:space="preserve"> TensorFlow, PyTorch</w:t>
-                            </w:r>
-                            <w:r>
-                              <w:t>, OpenCV</w:t>
-                            </w:r>
-                          </w:p>
-                          <w:p>
-                            <w:r>
-                              <w:rPr>
-                                <w:b/>
-                                <w:bCs/>
-                              </w:rPr>
-                              <w:t>Programming:</w:t>
-                            </w:r>
-                            <w:r>
-                              <w:t xml:space="preserve"> Python, MATLAB</w:t>
-                            </w:r>
-                          </w:p>
-                          <w:p>
-                            <w:r>
-                              <w:rPr>
-                                <w:b/>
-                                <w:bCs/>
-                              </w:rPr>
-                              <w:t>Hardware Acceleration:</w:t>
-                            </w:r>
-                            <w:r>
-                              <w:t xml:space="preserve"> NVIDIA Jetson (GPU), FPGA (Verilog)</w:t>
-                            </w:r>
-                          </w:p>
-                          <w:p>
-                            <w:r>
-                              <w:rPr>
-                                <w:b/>
-                                <w:bCs/>
-                              </w:rPr>
-                              <w:t>Tools:</w:t>
-                            </w:r>
-                            <w:r>
-                              <w:t xml:space="preserve"> CUDA, Git</w:t>
-                            </w:r>
-                            <w:r>
-                              <w:t xml:space="preserve"> </w:t>
-                            </w:r>
-                          </w:p>
-                          <w:p>
-                            <w:r>
-                              <w:rPr>
-                                <w:b/>
-                                <w:bCs/>
-                              </w:rPr>
-                              <w:t>Domains:</w:t>
-                            </w:r>
-                            <w:r>
-                              <w:t xml:space="preserve"> Thermal Imaging, Real-Time Systems, Edge AI</w:t>
-                            </w:r>
-                          </w:p>
-                        </w:txbxContent>
-                      </wps:txbx>
-                      <wps:bodyPr rot="0" vert="horz" wrap="square" lIns="91440" tIns="45720" rIns="91440" bIns="45720" anchor="t" anchorCtr="0">
-                        <a:noAutofit/>
-                      </wps:bodyPr>
-                    </wps:wsp>
-                  </a:graphicData>
-                </a:graphic>
-                <wp14:sizeRelH relativeFrom="margin">
-                  <wp14:pctWidth>0</wp14:pctWidth>
-                </wp14:sizeRelH>
-                <wp14:sizeRelV relativeFrom="margin">
-                  <wp14:pctHeight>0</wp14:pctHeight>
-                </wp14:sizeRelV>
-              </wp:anchor>
-            </w:drawing>
-          </mc:Choice>
-          <mc:Fallback>
-            <w:pict>
-              <v:shape w14:anchorId="4215E3E3" id="Text Box 1313205083" o:spid="_x0000_s1028" type="#_x0000_t202" style="position:absolute;left:0;text-align:left;margin-left:-18pt;margin-top:329.4pt;width:566.9pt;height:128.4pt;z-index:251722752;visibility:visible;mso-wrap-style:square;mso-width-percent:0;mso-height-percent:0;mso-wrap-distance-left:9pt;mso-wrap-distance-top:0;mso-wrap-distance-right:9pt;mso-wrap-distance-bottom:0;mso-position-horizontal:absolute;mso-position-horizontal-relative:margin;mso-position-vertical:absolute;mso-position-vertical-relative:margin;mso-width-percent:0;mso-height-percent:0;mso-width-relative:margin;mso-height-relative:margin;v-text-anchor:top" o:gfxdata="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" filled="f" stroked="f">
-                <v:textbox>
-                  <w:txbxContent>
-                    <w:p>
-                      <w:pPr>
-                        <w:pStyle w:val="Heading1"/>
-                      </w:pPr>
-                      <w:r>
-                        <w:t>TECHNICAL SKILLS</w:t>
-                      </w:r>
-                    </w:p>
-                    <w:p>
-                      <w:r>
-                        <w:rPr>
-                          <w:b/>
-                          <w:bCs/>
-                        </w:rPr>
-                        <w:t>Computer Vision &amp; AI:</w:t>
-                      </w:r>
-                      <w:r>
-                        <w:t xml:space="preserve"> Deep Learning, Object Detection, Image Stabilization, Multisensor Fusion, Image Super</w:t>
-                      </w:r>
-                      <w:r>
-                        <w:t xml:space="preserve"> </w:t>
-                      </w:r>
-                      <w:r>
-                        <w:t>Re</w:t>
-                      </w:r>
-                      <w:r>
-                        <w:t>s</w:t>
-                      </w:r>
-                      <w:r>
-                        <w:t>olution</w:t>
-                      </w:r>
-                    </w:p>
-                    <w:p>
-                      <w:r>
-                        <w:rPr>
-                          <w:b/>
-                          <w:bCs/>
-                        </w:rPr>
-                        <w:t>Frameworks:</w:t>
-                      </w:r>
-                      <w:r>
-                        <w:t xml:space="preserve"> TensorFlow, PyTorch</w:t>
-                      </w:r>
-                      <w:r>
-                        <w:t>, OpenCV</w:t>
-                      </w:r>
-                    </w:p>
-                    <w:p>
-                      <w:r>
-                        <w:rPr>
-                          <w:b/>
-                          <w:bCs/>
-                        </w:rPr>
-                        <w:t>Programming:</w:t>
-                      </w:r>
-                      <w:r>
-                        <w:t xml:space="preserve"> Python, MATLAB</w:t>
-                      </w:r>
-                    </w:p>
-                    <w:p>
-                      <w:r>
-                        <w:rPr>
-                          <w:b/>
-                          <w:bCs/>
-                        </w:rPr>
-                        <w:t>Hardware Acceleration:</w:t>
-                      </w:r>
-                      <w:r>
-                        <w:t xml:space="preserve"> NVIDIA Jetson (GPU), FPGA (Verilog)</w:t>
-                      </w:r>
-                    </w:p>
-                    <w:p>
-                      <w:r>
-                        <w:rPr>
-                          <w:b/>
-                          <w:bCs/>
-                        </w:rPr>
-                        <w:t>Tools:</w:t>
-                      </w:r>
-                      <w:r>
-                        <w:t xml:space="preserve"> CUDA, Git</w:t>
-                      </w:r>
-                      <w:r>
-                        <w:t xml:space="preserve"> </w:t>
-                      </w:r>
-                    </w:p>
-                    <w:p>
-                      <w:r>
-                        <w:rPr>
-                          <w:b/>
-                          <w:bCs/>
-                        </w:rPr>
-                        <w:t>Domains:</w:t>
-                      </w:r>
-                      <w:r>
-                        <w:t xml:space="preserve"> Thermal Imaging, Real-Time Systems, Edge AI</w:t>
-                      </w:r>
-                    </w:p>
-                  </w:txbxContent>
-                </v:textbox>
-                <w10:wrap type="square" anchorx="margin" anchory="margin"/>
-              </v:shape>
-            </w:pict>
-          </mc:Fallback>
-        </mc:AlternateContent>
-      </w:r>
-      <w:r>
-        <w:rPr>
-          <w:noProof/>
-          <w:vertAlign w:val="subscript"/>
-        </w:rPr>
-        <mc:AlternateContent>
-          <mc:Choice Requires="wps">
-            <w:drawing>
-              <wp:anchor distT="0" distB="0" distL="114300" distR="114300" simplePos="0" relativeHeight="251720704" behindDoc="0" locked="0" layoutInCell="1" allowOverlap="1" wp14:anchorId="75A3DBFC" wp14:editId="177386C5">
-                <wp:simplePos x="0" y="0"/>
-                <wp:positionH relativeFrom="margin">
-                  <wp:posOffset>-213360</wp:posOffset>
-                </wp:positionH>
-                <wp:positionV relativeFrom="margin">
-                  <wp:posOffset>2880360</wp:posOffset>
-                </wp:positionV>
-                <wp:extent cx="7199630" cy="1303020"/>
-                <wp:effectExtent l="0" t="0" r="0" b="0"/>
-                <wp:wrapSquare wrapText="bothSides"/>
-                <wp:docPr id="1495359365" name="Text Box 1495359365"/>
-                <wp:cNvGraphicFramePr>
-                  <a:graphicFrameLocks xmlns:a="http://schemas.openxmlformats.org/drawingml/2006/main"/>
-                </wp:cNvGraphicFramePr>
-                <a:graphic xmlns:a="http://schemas.openxmlformats.org/drawingml/2006/main">
-                  <a:graphicData uri="http://schemas.microsoft.com/office/word/2010/wordprocessingShape">
-                    <wps:wsp>
-                      <wps:cNvSpPr txBox="1">
-                        <a:spLocks noChangeArrowheads="1"/>
-                      </wps:cNvSpPr>
-                      <wps:spPr bwMode="auto">
-                        <a:xfrm>
-                          <a:off x="0" y="0"/>
-                          <a:ext cx="7199630" cy="1303020"/>
-                        </a:xfrm>
-                        <a:prstGeom prst="rect">
-                          <a:avLst/>
-                        </a:prstGeom>
-                        <a:noFill/>
-                        <a:ln w="9525">
-                          <a:noFill/>
-                          <a:miter lim="800000"/>
-                          <a:headEnd/>
-                          <a:tailEnd/>
-                        </a:ln>
-                      </wps:spPr>
-                      <wps:txbx>
-                        <w:txbxContent>
-                          <w:p>
-                            <w:pPr>
-                              <w:pStyle w:val="Heading1"/>
-                            </w:pPr>
-                            <w:r>
-                              <w:t>SUMMARY</w:t>
-                            </w:r>
-                          </w:p>
-                          <w:p>
-                            <w:r>
-                              <w:t xml:space="preserve">Computer Vision Engineer with </w:t>
-                            </w:r>
-                            <w:r>
-                              <w:t>2+</w:t>
-                            </w:r>
-                            <w:r>
-                              <w:t xml:space="preserve"> years of experience in real-time systems, thermal imaging, and GPU-accelerated AI deployment. Strong background in deep learning, multisensor fusion, and image processing with hands-on experience in deploying models on edge platforms (NVIDIA Jetson). Experience spans thermal target detection, </w:t>
-                            </w:r>
-                            <w:r>
-                              <w:t>image supe</w:t>
-                            </w:r>
-                            <w:r>
-                              <w:t xml:space="preserve">r </w:t>
-                            </w:r>
-                            <w:r>
-                              <w:t xml:space="preserve">resolution, </w:t>
-                            </w:r>
-                            <w:r>
-                              <w:t>image stabilization, and real-time video pipelines.</w:t>
-                            </w:r>
-                          </w:p>
-                        </w:txbxContent>
-                      </wps:txbx>
-                      <wps:bodyPr rot="0" vert="horz" wrap="square" lIns="91440" tIns="45720" rIns="91440" bIns="45720" anchor="t" anchorCtr="0">
-                        <a:noAutofit/>
-                      </wps:bodyPr>
-                    </wps:wsp>
-                  </a:graphicData>
-                </a:graphic>
-                <wp14:sizeRelH relativeFrom="margin">
-                  <wp14:pctWidth>0</wp14:pctWidth>
-                </wp14:sizeRelH>
-                <wp14:sizeRelV relativeFrom="margin">
-                  <wp14:pctHeight>0</wp14:pctHeight>
-                </wp14:sizeRelV>
-              </wp:anchor>
-            </w:drawing>
-          </mc:Choice>
-          <mc:Fallback>
-            <w:pict>
-              <v:shape w14:anchorId="75A3DBFC" id="Text Box 1495359365" o:spid="_x0000_s1029" type="#_x0000_t202" style="position:absolute;left:0;text-align:left;margin-left:-16.8pt;margin-top:226.8pt;width:566.9pt;height:102.6pt;z-index:251720704;visibility:visible;mso-wrap-style:square;mso-width-percent:0;mso-height-percent:0;mso-wrap-distance-left:9pt;mso-wrap-distance-top:0;mso-wrap-distance-right:9pt;mso-wrap-distance-bottom:0;mso-position-horizontal:absolute;mso-position-horizontal-relative:margin;mso-position-vertical:absolute;mso-position-vertical-relative:margin;mso-width-percent:0;mso-height-percent:0;mso-width-relative:margin;mso-height-relative:margin;v-text-anchor:top" o:gfxdata="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" filled="f" stroked="f">
-                <v:textbox>
-                  <w:txbxContent>
-                    <w:p>
-                      <w:pPr>
-                        <w:pStyle w:val="Heading1"/>
-                      </w:pPr>
-                      <w:r>
-                        <w:t>SUMMARY</w:t>
-                      </w:r>
-                    </w:p>
-                    <w:p>
-                      <w:r>
-                        <w:t xml:space="preserve">Computer Vision Engineer with </w:t>
-                      </w:r>
-                      <w:r>
-                        <w:t>2+</w:t>
-                      </w:r>
-                      <w:r>
-                        <w:t xml:space="preserve"> years of experience in real-time systems, thermal imaging, and GPU-accelerated AI deployment. Strong background in deep learning, multisensor fusion, and image processing with hands-on experience in deploying models on edge platforms (NVIDIA Jetson). Experience spans thermal target detection, </w:t>
-                      </w:r>
-                      <w:r>
-                        <w:t>image supe</w:t>
-                      </w:r>
-                      <w:r>
-                        <w:t xml:space="preserve">r </w:t>
-                      </w:r>
-                      <w:r>
-                        <w:t xml:space="preserve">resolution, </w:t>
-                      </w:r>
-                      <w:r>
-                        <w:t>image stabilization, and real-time video pipelines.</w:t>
-                      </w:r>
-                    </w:p>
-                  </w:txbxContent>
-                </v:textbox>
-                <w10:wrap type="square" anchorx="margin" anchory="margin"/>
-              </v:shape>
-            </w:pict>
-          </mc:Fallback>
-        </mc:AlternateContent>
-      </w:r>
-      <w:r>
-        <w:rPr>
-          <w:noProof/>
-          <w:vertAlign w:val="subscript"/>
-        </w:rPr>
-        <mc:AlternateContent>
           <mc:Choice Requires="wpg">
             <w:drawing>
-              <wp:anchor distT="0" distB="0" distL="114300" distR="114300" simplePos="0" relativeHeight="251731968" behindDoc="0" locked="0" layoutInCell="1" allowOverlap="1" wp14:anchorId="5BB5D25F" wp14:editId="1692D3F3">
+              <wp:anchor distT="0" distB="0" distL="114300" distR="114300" simplePos="0" relativeHeight="251731968" behindDoc="0" locked="0" layoutInCell="1" allowOverlap="1" wp14:anchorId="5BB5D25F" wp14:editId="0B6575C4">
                 <wp:simplePos x="0" y="0"/>
                 <wp:positionH relativeFrom="column">
                   <wp:posOffset>-457200</wp:posOffset>
                 </wp:positionH>
                 <wp:positionV relativeFrom="paragraph">
-                  <wp:posOffset>1014095</wp:posOffset>
+                  <wp:posOffset>1013402</wp:posOffset>
                 </wp:positionV>
                 <wp:extent cx="7764780" cy="967740"/>
                 <wp:effectExtent l="0" t="0" r="7620" b="3810"/>
@@ -1198,9 +834,9 @@
                         <wpg:grpSpPr>
                           <a:xfrm>
                             <a:off x="5623560" y="22860"/>
-                            <a:ext cx="1562100" cy="494714"/>
+                            <a:ext cx="1927167" cy="494714"/>
                             <a:chOff x="0" y="0"/>
-                            <a:chExt cx="1562100" cy="494714"/>
+                            <a:chExt cx="1927167" cy="494714"/>
                           </a:xfrm>
                         </wpg:grpSpPr>
                         <wps:wsp>
@@ -1210,8 +846,8 @@
                           </wps:cNvSpPr>
                           <wps:spPr bwMode="auto">
                             <a:xfrm>
-                              <a:off x="190500" y="0"/>
-                              <a:ext cx="1371600" cy="494714"/>
+                              <a:off x="190499" y="0"/>
+                              <a:ext cx="1736668" cy="494714"/>
                             </a:xfrm>
                             <a:prstGeom prst="rect">
                               <a:avLst/>
@@ -1234,13 +870,10 @@
                                   <w:t>Dehradun</w:t>
                                 </w:r>
                                 <w:r>
-                                  <w:t>, U.</w:t>
+                                  <w:t>, U</w:t>
                                 </w:r>
                                 <w:r>
-                                  <w:t>K</w:t>
-                                </w:r>
-                                <w:r>
-                                  <w:t>.</w:t>
+                                  <w:t>ttarakhand</w:t>
                                 </w:r>
                               </w:p>
                             </w:txbxContent>
@@ -1411,10 +1044,7 @@
                                     <w:t>H</w:t>
                                   </w:r>
                                   <w:r>
-                                    <w:t>u</w:t>
-                                  </w:r>
-                                  <w:r>
-                                    <w:t>b</w:t>
+                                    <w:t>ub</w:t>
                                   </w:r>
                                 </w:hyperlink>
                               </w:p>
@@ -1623,10 +1253,10 @@
           </mc:Choice>
           <mc:Fallback>
             <w:pict>
-              <v:group w14:anchorId="5BB5D25F" id="Group 19" o:spid="_x0000_s1030" style="position:absolute;left:0;text-align:left;margin-left:-36pt;margin-top:79.85pt;width:611.4pt;height:76.2pt;z-index:251731968" coordsize="77647,9677" o:gfxdata="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">
-                <v:rect id="Rectangle 1636135376" o:spid="_x0000_s1031" style="position:absolute;top:304;width:77647;height:9373;visibility:visible;mso-wrap-style:square;v-text-anchor:middle" o:gfxdata="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" fillcolor="#d6dce5 [3205]" stroked="f" strokeweight="1pt"/>
-                <v:group id="Group 14" o:spid="_x0000_s1032" style="position:absolute;left:5715;top:152;width:14935;height:4947" coordsize="14935,4947" o:gfxdata="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">
-                  <v:shape id="Text Box 2009895725" o:spid="_x0000_s1033" type="#_x0000_t202" style="position:absolute;left:1219;width:13716;height:4947;visibility:visible;mso-wrap-style:square;v-text-anchor:middle" o:gfxdata="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" filled="f" stroked="f">
+              <v:group w14:anchorId="5BB5D25F" id="Group 19" o:spid="_x0000_s1028" style="position:absolute;left:0;text-align:left;margin-left:-36pt;margin-top:79.8pt;width:611.4pt;height:76.2pt;z-index:251731968" coordsize="77647,9677" o:gfxdata="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">
+                <v:rect id="Rectangle 1636135376" o:spid="_x0000_s1029" style="position:absolute;top:304;width:77647;height:9373;visibility:visible;mso-wrap-style:square;v-text-anchor:middle" o:gfxdata="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" fillcolor="#d6dce5 [3205]" stroked="f" strokeweight="1pt"/>
+                <v:group id="Group 14" o:spid="_x0000_s1030" style="position:absolute;left:5715;top:152;width:14935;height:4947" coordsize="14935,4947" o:gfxdata="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">
+                  <v:shape id="Text Box 2009895725" o:spid="_x0000_s1031" type="#_x0000_t202" style="position:absolute;left:1219;width:13716;height:4947;visibility:visible;mso-wrap-style:square;v-text-anchor:middle" o:gfxdata="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" filled="f" stroked="f">
                     <v:textbox>
                       <w:txbxContent>
                         <w:p>
@@ -1659,12 +1289,12 @@
                     <v:path o:extrusionok="f" gradientshapeok="t" o:connecttype="rect"/>
                     <o:lock v:ext="edit" aspectratio="t"/>
                   </v:shapetype>
-                  <v:shape id="Picture 6" o:spid="_x0000_s1034" type="#_x0000_t75" style="position:absolute;top:457;width:2698;height:3321;visibility:visible;mso-wrap-style:square" o:gfxdata="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">
+                  <v:shape id="Picture 6" o:spid="_x0000_s1032" type="#_x0000_t75" style="position:absolute;top:457;width:2698;height:3321;visibility:visible;mso-wrap-style:square" o:gfxdata="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">
                     <v:imagedata r:id="rId22" o:title=""/>
                   </v:shape>
                 </v:group>
-                <v:group id="Group 18" o:spid="_x0000_s1035" style="position:absolute;left:56235;top:228;width:15621;height:4947" coordsize="15621,4947" o:gfxdata="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">
-                  <v:shape id="Text Box 729098612" o:spid="_x0000_s1036" type="#_x0000_t202" style="position:absolute;left:1905;width:13716;height:4947;visibility:visible;mso-wrap-style:square;v-text-anchor:middle" o:gfxdata="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" filled="f" stroked="f">
+                <v:group id="Group 18" o:spid="_x0000_s1033" style="position:absolute;left:56235;top:228;width:19272;height:4947" coordsize="19271,4947" o:gfxdata="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">
+                  <v:shape id="Text Box 729098612" o:spid="_x0000_s1034" type="#_x0000_t202" style="position:absolute;left:1904;width:17367;height:4947;visibility:visible;mso-wrap-style:square;v-text-anchor:middle" o:gfxdata="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" filled="f" stroked="f">
                     <v:textbox>
                       <w:txbxContent>
                         <w:p>
@@ -1675,24 +1305,21 @@
                             <w:t>Dehradun</w:t>
                           </w:r>
                           <w:r>
-                            <w:t>, U.</w:t>
+                            <w:t>, U</w:t>
                           </w:r>
                           <w:r>
-                            <w:t>K</w:t>
-                          </w:r>
-                          <w:r>
-                            <w:t>.</w:t>
+                            <w:t>ttarakhand</w:t>
                           </w:r>
                         </w:p>
                       </w:txbxContent>
                     </v:textbox>
                   </v:shape>
-                  <v:shape id="Picture 5" o:spid="_x0000_s1037" type="#_x0000_t75" style="position:absolute;top:685;width:2698;height:3321;visibility:visible;mso-wrap-style:square" o:gfxdata="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">
+                  <v:shape id="Picture 5" o:spid="_x0000_s1035" type="#_x0000_t75" style="position:absolute;top:685;width:2698;height:3321;visibility:visible;mso-wrap-style:square" o:gfxdata="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">
                     <v:imagedata r:id="rId23" o:title=""/>
                   </v:shape>
                 </v:group>
-                <v:group id="Group 17" o:spid="_x0000_s1038" style="position:absolute;left:26974;width:26518;height:4947" coordsize="26517,4947" o:gfxdata="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">
-                  <v:shape id="Text Box 864563998" o:spid="_x0000_s1039" type="#_x0000_t202" style="position:absolute;width:26517;height:4947;visibility:visible;mso-wrap-style:square;v-text-anchor:middle" o:gfxdata="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" filled="f" stroked="f">
+                <v:group id="Group 17" o:spid="_x0000_s1036" style="position:absolute;left:26974;width:26518;height:4947" coordsize="26517,4947" o:gfxdata="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">
+                  <v:shape id="Text Box 864563998" o:spid="_x0000_s1037" type="#_x0000_t202" style="position:absolute;width:26517;height:4947;visibility:visible;mso-wrap-style:square;v-text-anchor:middle" o:gfxdata="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" filled="f" stroked="f">
                     <v:textbox>
                       <w:txbxContent>
                         <w:p>
@@ -1706,12 +1333,12 @@
                       </w:txbxContent>
                     </v:textbox>
                   </v:shape>
-                  <v:shape id="Picture 4" o:spid="_x0000_s1040" type="#_x0000_t75" style="position:absolute;left:1066;top:685;width:2699;height:3321;visibility:visible;mso-wrap-style:square" o:gfxdata="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">
+                  <v:shape id="Picture 4" o:spid="_x0000_s1038" type="#_x0000_t75" style="position:absolute;left:1066;top:685;width:2699;height:3321;visibility:visible;mso-wrap-style:square" o:gfxdata="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">
                     <v:imagedata r:id="rId24" o:title=""/>
                   </v:shape>
                 </v:group>
-                <v:group id="Group 14" o:spid="_x0000_s1041" style="position:absolute;left:5791;top:4419;width:14706;height:4947" coordorigin=",-228" coordsize="14706,4947" o:gfxdata="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">
-                  <v:shape id="Text Box 2009895725" o:spid="_x0000_s1042" type="#_x0000_t202" style="position:absolute;left:990;top:-228;width:13716;height:4946;visibility:visible;mso-wrap-style:square;v-text-anchor:middle" o:gfxdata="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" filled="f" stroked="f">
+                <v:group id="Group 14" o:spid="_x0000_s1039" style="position:absolute;left:5791;top:4419;width:14706;height:4947" coordorigin=",-228" coordsize="14706,4947" o:gfxdata="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">
+                  <v:shape id="Text Box 2009895725" o:spid="_x0000_s1040" type="#_x0000_t202" style="position:absolute;left:990;top:-228;width:13716;height:4946;visibility:visible;mso-wrap-style:square;v-text-anchor:middle" o:gfxdata="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" filled="f" stroked="f">
                     <v:textbox>
                       <w:txbxContent>
                         <w:p>
@@ -1730,22 +1357,19 @@
                               <w:t>H</w:t>
                             </w:r>
                             <w:r>
-                              <w:t>u</w:t>
-                            </w:r>
-                            <w:r>
-                              <w:t>b</w:t>
+                              <w:t>ub</w:t>
                             </w:r>
                           </w:hyperlink>
                         </w:p>
                       </w:txbxContent>
                     </v:textbox>
                   </v:shape>
-                  <v:shape id="Picture 6" o:spid="_x0000_s1043" type="#_x0000_t75" style="position:absolute;top:768;width:2698;height:2699;visibility:visible;mso-wrap-style:square" o:gfxdata="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">
+                  <v:shape id="Picture 6" o:spid="_x0000_s1041" type="#_x0000_t75" style="position:absolute;top:768;width:2698;height:2699;visibility:visible;mso-wrap-style:square" o:gfxdata="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">
                     <v:imagedata r:id="rId26" o:title=""/>
                   </v:shape>
                 </v:group>
-                <v:group id="Group 14" o:spid="_x0000_s1044" style="position:absolute;left:31394;top:4343;width:13716;height:4947" coordorigin="-533,-304" coordsize="13716,4947" o:gfxdata="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">
-                  <v:shape id="Text Box 2009895725" o:spid="_x0000_s1045" type="#_x0000_t202" style="position:absolute;left:-533;top:-304;width:13715;height:4946;visibility:visible;mso-wrap-style:square;v-text-anchor:middle" o:gfxdata="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" filled="f" stroked="f">
+                <v:group id="Group 14" o:spid="_x0000_s1042" style="position:absolute;left:31394;top:4343;width:13716;height:4947" coordorigin="-533,-304" coordsize="13716,4947" o:gfxdata="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">
+                  <v:shape id="Text Box 2009895725" o:spid="_x0000_s1043" type="#_x0000_t202" style="position:absolute;left:-533;top:-304;width:13715;height:4946;visibility:visible;mso-wrap-style:square;v-text-anchor:middle" o:gfxdata="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" filled="f" stroked="f">
                     <v:textbox>
                       <w:txbxContent>
                         <w:p>
@@ -1761,12 +1385,12 @@
                       </w:txbxContent>
                     </v:textbox>
                   </v:shape>
-                  <v:shape id="Picture 6" o:spid="_x0000_s1046" type="#_x0000_t75" alt="Earth globe: Americas with solid fill" style="position:absolute;top:768;width:2698;height:2699;visibility:visible;mso-wrap-style:square" o:gfxdata="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">
+                  <v:shape id="Picture 6" o:spid="_x0000_s1044" type="#_x0000_t75" alt="Earth globe: Americas with solid fill" style="position:absolute;top:768;width:2698;height:2699;visibility:visible;mso-wrap-style:square" o:gfxdata="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">
                     <v:imagedata r:id="rId28" o:title=" Americas with solid fill"/>
                   </v:shape>
                 </v:group>
-                <v:group id="Group 14" o:spid="_x0000_s1047" style="position:absolute;left:56235;top:4343;width:13716;height:4947" coordorigin="-685,-304" coordsize="13716,4947" o:gfxdata="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">
-                  <v:shape id="Text Box 2009895725" o:spid="_x0000_s1048" type="#_x0000_t202" style="position:absolute;left:-685;top:-304;width:13715;height:4946;visibility:visible;mso-wrap-style:square;v-text-anchor:middle" o:gfxdata="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" filled="f" stroked="f">
+                <v:group id="Group 14" o:spid="_x0000_s1045" style="position:absolute;left:56235;top:4343;width:13716;height:4947" coordorigin="-685,-304" coordsize="13716,4947" o:gfxdata="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">
+                  <v:shape id="Text Box 2009895725" o:spid="_x0000_s1046" type="#_x0000_t202" style="position:absolute;left:-685;top:-304;width:13715;height:4946;visibility:visible;mso-wrap-style:square;v-text-anchor:middle" o:gfxdata="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" filled="f" stroked="f">
                     <v:textbox>
                       <w:txbxContent>
                         <w:p>
@@ -1782,11 +1406,517 @@
                       </w:txbxContent>
                     </v:textbox>
                   </v:shape>
-                  <v:shape id="Picture 6" o:spid="_x0000_s1049" type="#_x0000_t75" style="position:absolute;top:771;width:2160;height:2155;visibility:visible;mso-wrap-style:square" o:gfxdata="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">
+                  <v:shape id="Picture 6" o:spid="_x0000_s1047" type="#_x0000_t75" style="position:absolute;top:771;width:2160;height:2155;visibility:visible;mso-wrap-style:square" o:gfxdata="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">
                     <v:imagedata r:id="rId30" o:title="" grayscale="t" bilevel="t"/>
                   </v:shape>
                 </v:group>
               </v:group>
+            </w:pict>
+          </mc:Fallback>
+        </mc:AlternateContent>
+      </w:r>
+      <w:r>
+        <w:rPr>
+          <w:noProof/>
+          <w:vertAlign w:val="subscript"/>
+        </w:rPr>
+        <mc:AlternateContent>
+          <mc:Choice Requires="wps">
+            <w:drawing>
+              <wp:anchor distT="0" distB="0" distL="114300" distR="114300" simplePos="0" relativeHeight="251722752" behindDoc="0" locked="0" layoutInCell="1" allowOverlap="1" wp14:anchorId="4215E3E3" wp14:editId="4E52BADB">
+                <wp:simplePos x="0" y="0"/>
+                <wp:positionH relativeFrom="margin">
+                  <wp:posOffset>-228600</wp:posOffset>
+                </wp:positionH>
+                <wp:positionV relativeFrom="margin">
+                  <wp:posOffset>4196773</wp:posOffset>
+                </wp:positionV>
+                <wp:extent cx="7199630" cy="1772920"/>
+                <wp:effectExtent l="0" t="0" r="0" b="0"/>
+                <wp:wrapSquare wrapText="bothSides"/>
+                <wp:docPr id="1313205083" name="Text Box 1313205083"/>
+                <wp:cNvGraphicFramePr>
+                  <a:graphicFrameLocks xmlns:a="http://schemas.openxmlformats.org/drawingml/2006/main"/>
+                </wp:cNvGraphicFramePr>
+                <a:graphic xmlns:a="http://schemas.openxmlformats.org/drawingml/2006/main">
+                  <a:graphicData uri="http://schemas.microsoft.com/office/word/2010/wordprocessingShape">
+                    <wps:wsp>
+                      <wps:cNvSpPr txBox="1">
+                        <a:spLocks noChangeArrowheads="1"/>
+                      </wps:cNvSpPr>
+                      <wps:spPr bwMode="auto">
+                        <a:xfrm>
+                          <a:off x="0" y="0"/>
+                          <a:ext cx="7199630" cy="1772920"/>
+                        </a:xfrm>
+                        <a:prstGeom prst="rect">
+                          <a:avLst/>
+                        </a:prstGeom>
+                        <a:noFill/>
+                        <a:ln w="9525">
+                          <a:noFill/>
+                          <a:miter lim="800000"/>
+                          <a:headEnd/>
+                          <a:tailEnd/>
+                        </a:ln>
+                      </wps:spPr>
+                      <wps:txbx>
+                        <w:txbxContent>
+                          <w:p>
+                            <w:pPr>
+                              <w:pStyle w:val="Heading1"/>
+                              <w:spacing w:after="160"/>
+                            </w:pPr>
+                            <w:r>
+                              <w:t xml:space="preserve">TECHNICAL </w:t>
+                            </w:r>
+                            <w:r>
+                              <w:t>SKILLS</w:t>
+                            </w:r>
+                          </w:p>
+                          <w:p>
+                            <w:r>
+                              <w:rPr>
+                                <w:b/>
+                                <w:bCs/>
+                              </w:rPr>
+                              <w:t>Computer Vision &amp; AI:</w:t>
+                            </w:r>
+                            <w:r>
+                              <w:t xml:space="preserve"> </w:t>
+                            </w:r>
+                            <w:r>
+                              <w:t>Deep Learning, Object Detection, Image Classification, Image Stabilization, Multisensor Fusion, Image Super Resolution, Infrared Image Processing</w:t>
+                            </w:r>
+                            <w:r>
+                              <w:t xml:space="preserve">, </w:t>
+                            </w:r>
+                            <w:r>
+                              <w:t>Non-Uniformity Correction (NUC), Bad Pixel Replacement (BPR)</w:t>
+                            </w:r>
+                          </w:p>
+                          <w:p>
+                            <w:r>
+                              <w:rPr>
+                                <w:b/>
+                                <w:bCs/>
+                              </w:rPr>
+                              <w:t>Frameworks:</w:t>
+                            </w:r>
+                            <w:r>
+                              <w:t xml:space="preserve"> </w:t>
+                            </w:r>
+                            <w:r>
+                              <w:t>TensorFlow, PyTorch, OpenCV, TensorRT</w:t>
+                            </w:r>
+                          </w:p>
+                          <w:p>
+                            <w:r>
+                              <w:rPr>
+                                <w:b/>
+                                <w:bCs/>
+                              </w:rPr>
+                              <w:t>Programming:</w:t>
+                            </w:r>
+                            <w:r>
+                              <w:t xml:space="preserve"> Python, MATLAB</w:t>
+                            </w:r>
+                            <w:r>
+                              <w:t>, Verilog</w:t>
+                            </w:r>
+                          </w:p>
+                          <w:p>
+                            <w:r>
+                              <w:rPr>
+                                <w:b/>
+                                <w:bCs/>
+                              </w:rPr>
+                              <w:t>Hardware Acceleration:</w:t>
+                            </w:r>
+                            <w:r>
+                              <w:t xml:space="preserve"> </w:t>
+                            </w:r>
+                            <w:r>
+                              <w:t xml:space="preserve">NVIDIA Jetson (GPU), </w:t>
+                            </w:r>
+                            <w:r>
+                              <w:t>FPGA,</w:t>
+                            </w:r>
+                            <w:r>
+                              <w:t xml:space="preserve"> CUDA</w:t>
+                            </w:r>
+                          </w:p>
+                          <w:p>
+                            <w:r>
+                              <w:rPr>
+                                <w:b/>
+                                <w:bCs/>
+                              </w:rPr>
+                              <w:t>Tools:</w:t>
+                            </w:r>
+                            <w:r>
+                              <w:t xml:space="preserve"> </w:t>
+                            </w:r>
+                            <w:r>
+                              <w:t>Git, ONNX, LabelImg</w:t>
+                            </w:r>
+                            <w:r>
+                              <w:t>, VoTT</w:t>
+                            </w:r>
+                          </w:p>
+                          <w:p>
+                            <w:r>
+                              <w:rPr>
+                                <w:b/>
+                                <w:bCs/>
+                              </w:rPr>
+                              <w:t>Domains:</w:t>
+                            </w:r>
+                            <w:r>
+                              <w:t xml:space="preserve"> </w:t>
+                            </w:r>
+                            <w:r>
+                              <w:t xml:space="preserve">Electro-Optical Systems, Thermal Imaging, Real-Time Systems, Edge AI, Defense </w:t>
+                            </w:r>
+                            <w:r>
+                              <w:t>Applications</w:t>
+                            </w:r>
+                          </w:p>
+                        </w:txbxContent>
+                      </wps:txbx>
+                      <wps:bodyPr rot="0" vert="horz" wrap="square" lIns="91440" tIns="45720" rIns="91440" bIns="45720" anchor="t" anchorCtr="0">
+                        <a:noAutofit/>
+                      </wps:bodyPr>
+                    </wps:wsp>
+                  </a:graphicData>
+                </a:graphic>
+                <wp14:sizeRelH relativeFrom="margin">
+                  <wp14:pctWidth>0</wp14:pctWidth>
+                </wp14:sizeRelH>
+                <wp14:sizeRelV relativeFrom="margin">
+                  <wp14:pctHeight>0</wp14:pctHeight>
+                </wp14:sizeRelV>
+              </wp:anchor>
+            </w:drawing>
+          </mc:Choice>
+          <mc:Fallback>
+            <w:pict>
+              <v:shape w14:anchorId="4215E3E3" id="Text Box 1313205083" o:spid="_x0000_s1048" type="#_x0000_t202" style="position:absolute;left:0;text-align:left;margin-left:-18pt;margin-top:330.45pt;width:566.9pt;height:139.6pt;z-index:251722752;visibility:visible;mso-wrap-style:square;mso-width-percent:0;mso-height-percent:0;mso-wrap-distance-left:9pt;mso-wrap-distance-top:0;mso-wrap-distance-right:9pt;mso-wrap-distance-bottom:0;mso-position-horizontal:absolute;mso-position-horizontal-relative:margin;mso-position-vertical:absolute;mso-position-vertical-relative:margin;mso-width-percent:0;mso-height-percent:0;mso-width-relative:margin;mso-height-relative:margin;v-text-anchor:top" o:gfxdata="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" filled="f" stroked="f">
+                <v:textbox>
+                  <w:txbxContent>
+                    <w:p>
+                      <w:pPr>
+                        <w:pStyle w:val="Heading1"/>
+                        <w:spacing w:after="160"/>
+                      </w:pPr>
+                      <w:r>
+                        <w:t xml:space="preserve">TECHNICAL </w:t>
+                      </w:r>
+                      <w:r>
+                        <w:t>SKILLS</w:t>
+                      </w:r>
+                    </w:p>
+                    <w:p>
+                      <w:r>
+                        <w:rPr>
+                          <w:b/>
+                          <w:bCs/>
+                        </w:rPr>
+                        <w:t>Computer Vision &amp; AI:</w:t>
+                      </w:r>
+                      <w:r>
+                        <w:t xml:space="preserve"> </w:t>
+                      </w:r>
+                      <w:r>
+                        <w:t>Deep Learning, Object Detection, Image Classification, Image Stabilization, Multisensor Fusion, Image Super Resolution, Infrared Image Processing</w:t>
+                      </w:r>
+                      <w:r>
+                        <w:t xml:space="preserve">, </w:t>
+                      </w:r>
+                      <w:r>
+                        <w:t>Non-Uniformity Correction (NUC), Bad Pixel Replacement (BPR)</w:t>
+                      </w:r>
+                    </w:p>
+                    <w:p>
+                      <w:r>
+                        <w:rPr>
+                          <w:b/>
+                          <w:bCs/>
+                        </w:rPr>
+                        <w:t>Frameworks:</w:t>
+                      </w:r>
+                      <w:r>
+                        <w:t xml:space="preserve"> </w:t>
+                      </w:r>
+                      <w:r>
+                        <w:t>TensorFlow, PyTorch, OpenCV, TensorRT</w:t>
+                      </w:r>
+                    </w:p>
+                    <w:p>
+                      <w:r>
+                        <w:rPr>
+                          <w:b/>
+                          <w:bCs/>
+                        </w:rPr>
+                        <w:t>Programming:</w:t>
+                      </w:r>
+                      <w:r>
+                        <w:t xml:space="preserve"> Python, MATLAB</w:t>
+                      </w:r>
+                      <w:r>
+                        <w:t>, Verilog</w:t>
+                      </w:r>
+                    </w:p>
+                    <w:p>
+                      <w:r>
+                        <w:rPr>
+                          <w:b/>
+                          <w:bCs/>
+                        </w:rPr>
+                        <w:t>Hardware Acceleration:</w:t>
+                      </w:r>
+                      <w:r>
+                        <w:t xml:space="preserve"> </w:t>
+                      </w:r>
+                      <w:r>
+                        <w:t xml:space="preserve">NVIDIA Jetson (GPU), </w:t>
+                      </w:r>
+                      <w:r>
+                        <w:t>FPGA,</w:t>
+                      </w:r>
+                      <w:r>
+                        <w:t xml:space="preserve"> CUDA</w:t>
+                      </w:r>
+                    </w:p>
+                    <w:p>
+                      <w:r>
+                        <w:rPr>
+                          <w:b/>
+                          <w:bCs/>
+                        </w:rPr>
+                        <w:t>Tools:</w:t>
+                      </w:r>
+                      <w:r>
+                        <w:t xml:space="preserve"> </w:t>
+                      </w:r>
+                      <w:r>
+                        <w:t>Git, ONNX, LabelImg</w:t>
+                      </w:r>
+                      <w:r>
+                        <w:t>, VoTT</w:t>
+                      </w:r>
+                    </w:p>
+                    <w:p>
+                      <w:r>
+                        <w:rPr>
+                          <w:b/>
+                          <w:bCs/>
+                        </w:rPr>
+                        <w:t>Domains:</w:t>
+                      </w:r>
+                      <w:r>
+                        <w:t xml:space="preserve"> </w:t>
+                      </w:r>
+                      <w:r>
+                        <w:t xml:space="preserve">Electro-Optical Systems, Thermal Imaging, Real-Time Systems, Edge AI, Defense </w:t>
+                      </w:r>
+                      <w:r>
+                        <w:t>Applications</w:t>
+                      </w:r>
+                    </w:p>
+                  </w:txbxContent>
+                </v:textbox>
+                <w10:wrap type="square" anchorx="margin" anchory="margin"/>
+              </v:shape>
+            </w:pict>
+          </mc:Fallback>
+        </mc:AlternateContent>
+      </w:r>
+      <w:r>
+        <w:rPr>
+          <w:noProof/>
+          <w:vertAlign w:val="subscript"/>
+        </w:rPr>
+        <mc:AlternateContent>
+          <mc:Choice Requires="wps">
+            <w:drawing>
+              <wp:anchor distT="0" distB="0" distL="114300" distR="114300" simplePos="0" relativeHeight="251720704" behindDoc="0" locked="0" layoutInCell="1" allowOverlap="1" wp14:anchorId="75A3DBFC" wp14:editId="4253472D">
+                <wp:simplePos x="0" y="0"/>
+                <wp:positionH relativeFrom="margin">
+                  <wp:posOffset>-215265</wp:posOffset>
+                </wp:positionH>
+                <wp:positionV relativeFrom="margin">
+                  <wp:posOffset>2832793</wp:posOffset>
+                </wp:positionV>
+                <wp:extent cx="7199630" cy="1440815"/>
+                <wp:effectExtent l="0" t="0" r="0" b="0"/>
+                <wp:wrapSquare wrapText="bothSides"/>
+                <wp:docPr id="1495359365" name="Text Box 1495359365"/>
+                <wp:cNvGraphicFramePr>
+                  <a:graphicFrameLocks xmlns:a="http://schemas.openxmlformats.org/drawingml/2006/main"/>
+                </wp:cNvGraphicFramePr>
+                <a:graphic xmlns:a="http://schemas.openxmlformats.org/drawingml/2006/main">
+                  <a:graphicData uri="http://schemas.microsoft.com/office/word/2010/wordprocessingShape">
+                    <wps:wsp>
+                      <wps:cNvSpPr txBox="1">
+                        <a:spLocks noChangeArrowheads="1"/>
+                      </wps:cNvSpPr>
+                      <wps:spPr bwMode="auto">
+                        <a:xfrm>
+                          <a:off x="0" y="0"/>
+                          <a:ext cx="7199630" cy="1440815"/>
+                        </a:xfrm>
+                        <a:prstGeom prst="rect">
+                          <a:avLst/>
+                        </a:prstGeom>
+                        <a:noFill/>
+                        <a:ln w="9525">
+                          <a:noFill/>
+                          <a:miter lim="800000"/>
+                          <a:headEnd/>
+                          <a:tailEnd/>
+                        </a:ln>
+                      </wps:spPr>
+                      <wps:txbx>
+                        <w:txbxContent>
+                          <w:p>
+                            <w:pPr>
+                              <w:pStyle w:val="Heading1"/>
+                              <w:spacing w:after="160"/>
+                            </w:pPr>
+                            <w:r>
+                              <w:t>SUMMARY</w:t>
+                            </w:r>
+                          </w:p>
+                          <w:p>
+                            <w:r>
+                              <w:t>Computer Vision Engineer with 2+ years of experience in electro-optical systems</w:t>
+                            </w:r>
+                            <w:r>
+                              <w:t xml:space="preserve"> at DRDO</w:t>
+                            </w:r>
+                            <w:r>
+                              <w:t xml:space="preserve">, specializing in </w:t>
+                            </w:r>
+                            <w:r>
+                              <w:t xml:space="preserve">MWIR </w:t>
+                            </w:r>
+                            <w:r>
+                              <w:t xml:space="preserve">thermal imaging, real-time video processing, and GPU-accelerated AI deployment. </w:t>
+                            </w:r>
+                            <w:r>
+                              <w:t>Skilled</w:t>
+                            </w:r>
+                            <w:r>
+                              <w:t xml:space="preserve"> in </w:t>
+                            </w:r>
+                            <w:r>
+                              <w:t>fixed-pattern noise removal</w:t>
+                            </w:r>
+                            <w:r>
+                              <w:t>, multisensor fusion, super-resolution</w:t>
+                            </w:r>
+                            <w:r>
+                              <w:t xml:space="preserve">, </w:t>
+                            </w:r>
+                            <w:r>
+                              <w:t xml:space="preserve">image </w:t>
+                            </w:r>
+                            <w:r>
+                              <w:t>stabilization</w:t>
+                            </w:r>
+                            <w:r>
+                              <w:t xml:space="preserve"> and </w:t>
+                            </w:r>
+                            <w:r>
+                              <w:t>deep learning-based target detection</w:t>
+                            </w:r>
+                            <w:r>
+                              <w:t>. Hands-on experience deploying inference pipelines on edge platforms (NVIDIA Jetson) for defense applications, with a strong foundation in FPGA-based image processing and real-time system design.</w:t>
+                            </w:r>
+                          </w:p>
+                        </w:txbxContent>
+                      </wps:txbx>
+                      <wps:bodyPr rot="0" vert="horz" wrap="square" lIns="91440" tIns="45720" rIns="91440" bIns="45720" anchor="t" anchorCtr="0">
+                        <a:noAutofit/>
+                      </wps:bodyPr>
+                    </wps:wsp>
+                  </a:graphicData>
+                </a:graphic>
+                <wp14:sizeRelH relativeFrom="margin">
+                  <wp14:pctWidth>0</wp14:pctWidth>
+                </wp14:sizeRelH>
+                <wp14:sizeRelV relativeFrom="margin">
+                  <wp14:pctHeight>0</wp14:pctHeight>
+                </wp14:sizeRelV>
+              </wp:anchor>
+            </w:drawing>
+          </mc:Choice>
+          <mc:Fallback>
+            <w:pict>
+              <v:shape w14:anchorId="75A3DBFC" id="Text Box 1495359365" o:spid="_x0000_s1049" type="#_x0000_t202" style="position:absolute;left:0;text-align:left;margin-left:-16.95pt;margin-top:223.05pt;width:566.9pt;height:113.45pt;z-index:251720704;visibility:visible;mso-wrap-style:square;mso-width-percent:0;mso-height-percent:0;mso-wrap-distance-left:9pt;mso-wrap-distance-top:0;mso-wrap-distance-right:9pt;mso-wrap-distance-bottom:0;mso-position-horizontal:absolute;mso-position-horizontal-relative:margin;mso-position-vertical:absolute;mso-position-vertical-relative:margin;mso-width-percent:0;mso-height-percent:0;mso-width-relative:margin;mso-height-relative:margin;v-text-anchor:top" o:gfxdata="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" filled="f" stroked="f">
+                <v:textbox>
+                  <w:txbxContent>
+                    <w:p>
+                      <w:pPr>
+                        <w:pStyle w:val="Heading1"/>
+                        <w:spacing w:after="160"/>
+                      </w:pPr>
+                      <w:r>
+                        <w:t>SUMMARY</w:t>
+                      </w:r>
+                    </w:p>
+                    <w:p>
+                      <w:r>
+                        <w:t>Computer Vision Engineer with 2+ years of experience in electro-optical systems</w:t>
+                      </w:r>
+                      <w:r>
+                        <w:t xml:space="preserve"> at DRDO</w:t>
+                      </w:r>
+                      <w:r>
+                        <w:t xml:space="preserve">, specializing in </w:t>
+                      </w:r>
+                      <w:r>
+                        <w:t xml:space="preserve">MWIR </w:t>
+                      </w:r>
+                      <w:r>
+                        <w:t xml:space="preserve">thermal imaging, real-time video processing, and GPU-accelerated AI deployment. </w:t>
+                      </w:r>
+                      <w:r>
+                        <w:t>Skilled</w:t>
+                      </w:r>
+                      <w:r>
+                        <w:t xml:space="preserve"> in </w:t>
+                      </w:r>
+                      <w:r>
+                        <w:t>fixed-pattern noise removal</w:t>
+                      </w:r>
+                      <w:r>
+                        <w:t>, multisensor fusion, super-resolution</w:t>
+                      </w:r>
+                      <w:r>
+                        <w:t xml:space="preserve">, </w:t>
+                      </w:r>
+                      <w:r>
+                        <w:t xml:space="preserve">image </w:t>
+                      </w:r>
+                      <w:r>
+                        <w:t>stabilization</w:t>
+                      </w:r>
+                      <w:r>
+                        <w:t xml:space="preserve"> and </w:t>
+                      </w:r>
+                      <w:r>
+                        <w:t>deep learning-based target detection</w:t>
+                      </w:r>
+                      <w:r>
+                        <w:t>. Hands-on experience deploying inference pipelines on edge platforms (NVIDIA Jetson) for defense applications, with a strong foundation in FPGA-based image processing and real-time system design.</w:t>
+                      </w:r>
+                    </w:p>
+                  </w:txbxContent>
+                </v:textbox>
+                <w10:wrap type="square" anchorx="margin" anchory="margin"/>
+              </v:shape>
             </w:pict>
           </mc:Fallback>
         </mc:AlternateContent>
@@ -1804,13 +1934,13 @@
         <mc:AlternateContent>
           <mc:Choice Requires="wps">
             <w:drawing>
-              <wp:anchor distT="0" distB="0" distL="114300" distR="114300" simplePos="0" relativeHeight="251716608" behindDoc="0" locked="0" layoutInCell="1" allowOverlap="1" wp14:anchorId="57D543B0" wp14:editId="06BC08AB">
+              <wp:anchor distT="0" distB="0" distL="114300" distR="114300" simplePos="0" relativeHeight="251716608" behindDoc="0" locked="0" layoutInCell="1" allowOverlap="1" wp14:anchorId="57D543B0" wp14:editId="4A92D746">
                 <wp:simplePos x="0" y="0"/>
                 <wp:positionH relativeFrom="margin">
                   <wp:posOffset>-274320</wp:posOffset>
                 </wp:positionH>
                 <wp:positionV relativeFrom="margin">
-                  <wp:posOffset>6667500</wp:posOffset>
+                  <wp:posOffset>6341687</wp:posOffset>
                 </wp:positionV>
                 <wp:extent cx="7199630" cy="1973580"/>
                 <wp:effectExtent l="0" t="0" r="0" b="0"/>
@@ -1846,6 +1976,7 @@
                           <w:p>
                             <w:pPr>
                               <w:pStyle w:val="Heading1"/>
+                              <w:spacing w:after="160"/>
                             </w:pPr>
                             <w:r>
                               <w:t>CERTIFICATIONS</w:t>
@@ -2002,12 +2133,13 @@
           </mc:Choice>
           <mc:Fallback>
             <w:pict>
-              <v:shape w14:anchorId="57D543B0" id="Text Box 1366477699" o:spid="_x0000_s1050" type="#_x0000_t202" style="position:absolute;left:0;text-align:left;margin-left:-21.6pt;margin-top:525pt;width:566.9pt;height:155.4pt;z-index:251716608;visibility:visible;mso-wrap-style:square;mso-width-percent:0;mso-height-percent:0;mso-wrap-distance-left:9pt;mso-wrap-distance-top:0;mso-wrap-distance-right:9pt;mso-wrap-distance-bottom:0;mso-position-horizontal:absolute;mso-position-horizontal-relative:margin;mso-position-vertical:absolute;mso-position-vertical-relative:margin;mso-width-percent:0;mso-height-percent:0;mso-width-relative:margin;mso-height-relative:margin;v-text-anchor:top" o:gfxdata="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" filled="f" stroked="f">
+              <v:shape w14:anchorId="57D543B0" id="Text Box 1366477699" o:spid="_x0000_s1050" type="#_x0000_t202" style="position:absolute;left:0;text-align:left;margin-left:-21.6pt;margin-top:499.35pt;width:566.9pt;height:155.4pt;z-index:251716608;visibility:visible;mso-wrap-style:square;mso-width-percent:0;mso-height-percent:0;mso-wrap-distance-left:9pt;mso-wrap-distance-top:0;mso-wrap-distance-right:9pt;mso-wrap-distance-bottom:0;mso-position-horizontal:absolute;mso-position-horizontal-relative:margin;mso-position-vertical:absolute;mso-position-vertical-relative:margin;mso-width-percent:0;mso-height-percent:0;mso-width-relative:margin;mso-height-relative:margin;v-text-anchor:top" o:gfxdata="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" filled="f" stroked="f">
                 <v:textbox>
                   <w:txbxContent>
                     <w:p>
                       <w:pPr>
                         <w:pStyle w:val="Heading1"/>
+                        <w:spacing w:after="160"/>
                       </w:pPr>
                       <w:r>
                         <w:t>CERTIFICATIONS</w:t>
@@ -2161,13 +2293,13 @@
         <mc:AlternateContent>
           <mc:Choice Requires="wps">
             <w:drawing>
-              <wp:anchor distT="0" distB="0" distL="114300" distR="114300" simplePos="0" relativeHeight="251714560" behindDoc="0" locked="0" layoutInCell="1" allowOverlap="1" wp14:anchorId="6C522B62" wp14:editId="76A54A81">
+              <wp:anchor distT="0" distB="0" distL="114300" distR="114300" simplePos="0" relativeHeight="251714560" behindDoc="0" locked="0" layoutInCell="1" allowOverlap="1" wp14:anchorId="6C522B62" wp14:editId="1560813B">
                 <wp:simplePos x="0" y="0"/>
                 <wp:positionH relativeFrom="margin">
                   <wp:posOffset>-312420</wp:posOffset>
                 </wp:positionH>
                 <wp:positionV relativeFrom="margin">
-                  <wp:posOffset>5608320</wp:posOffset>
+                  <wp:posOffset>5447723</wp:posOffset>
                 </wp:positionV>
                 <wp:extent cx="7199630" cy="975360"/>
                 <wp:effectExtent l="0" t="0" r="0" b="0"/>
@@ -2203,6 +2335,7 @@
                           <w:p>
                             <w:pPr>
                               <w:pStyle w:val="Heading1"/>
+                              <w:spacing w:after="160"/>
                             </w:pPr>
                             <w:r>
                               <w:t>PUBLICATIONs</w:t>
@@ -2218,7 +2351,13 @@
                               <w:ind w:left="284" w:hanging="284"/>
                             </w:pPr>
                             <w:r>
-                              <w:t xml:space="preserve"> “Hardware Implementation of Fixed-Pattern Noise Removal Algorithm for a HD Infrared Detector”</w:t>
+                              <w:t xml:space="preserve"> “Hardware Implementation of Fixed-Pattern Noise Removal Algorithm for a</w:t>
+                            </w:r>
+                            <w:r>
+                              <w:t>n</w:t>
+                            </w:r>
+                            <w:r>
+                              <w:t xml:space="preserve"> HD Infrared Detector”</w:t>
                             </w:r>
                           </w:p>
                           <w:p>
@@ -2226,7 +2365,17 @@
                               <w:ind w:left="284"/>
                             </w:pPr>
                             <w:r>
-                              <w:t>International Conference on Electro-Optics and Photonics (EOP), Springer Nature, 2025</w:t>
+                              <w:rPr>
+                                <w:i/>
+                                <w:iCs/>
+                              </w:rPr>
+                              <w:t>International Conference on Electro-Optics and Photonics (EOP)</w:t>
+                            </w:r>
+                            <w:r>
+                              <w:t>, Springer Nature, 2025</w:t>
+                            </w:r>
+                            <w:r>
+                              <w:t>.</w:t>
                             </w:r>
                           </w:p>
                           <w:p/>
@@ -2251,12 +2400,13 @@
           </mc:Choice>
           <mc:Fallback>
             <w:pict>
-              <v:shape w14:anchorId="6C522B62" id="Text Box 1742102766" o:spid="_x0000_s1051" type="#_x0000_t202" style="position:absolute;left:0;text-align:left;margin-left:-24.6pt;margin-top:441.6pt;width:566.9pt;height:76.8pt;z-index:251714560;visibility:visible;mso-wrap-style:square;mso-width-percent:0;mso-height-percent:0;mso-wrap-distance-left:9pt;mso-wrap-distance-top:0;mso-wrap-distance-right:9pt;mso-wrap-distance-bottom:0;mso-position-horizontal:absolute;mso-position-horizontal-relative:margin;mso-position-vertical:absolute;mso-position-vertical-relative:margin;mso-width-percent:0;mso-height-percent:0;mso-width-relative:margin;mso-height-relative:margin;v-text-anchor:top" o:gfxdata="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" filled="f" stroked="f">
+              <v:shape w14:anchorId="6C522B62" id="Text Box 1742102766" o:spid="_x0000_s1051" type="#_x0000_t202" style="position:absolute;left:0;text-align:left;margin-left:-24.6pt;margin-top:428.95pt;width:566.9pt;height:76.8pt;z-index:251714560;visibility:visible;mso-wrap-style:square;mso-width-percent:0;mso-height-percent:0;mso-wrap-distance-left:9pt;mso-wrap-distance-top:0;mso-wrap-distance-right:9pt;mso-wrap-distance-bottom:0;mso-position-horizontal:absolute;mso-position-horizontal-relative:margin;mso-position-vertical:absolute;mso-position-vertical-relative:margin;mso-width-percent:0;mso-height-percent:0;mso-width-relative:margin;mso-height-relative:margin;v-text-anchor:top" o:gfxdata="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" filled="f" stroked="f">
                 <v:textbox>
                   <w:txbxContent>
                     <w:p>
                       <w:pPr>
                         <w:pStyle w:val="Heading1"/>
+                        <w:spacing w:after="160"/>
                       </w:pPr>
                       <w:r>
                         <w:t>PUBLICATIONs</w:t>
@@ -2272,7 +2422,13 @@
                         <w:ind w:left="284" w:hanging="284"/>
                       </w:pPr>
                       <w:r>
-                        <w:t xml:space="preserve"> “Hardware Implementation of Fixed-Pattern Noise Removal Algorithm for a HD Infrared Detector”</w:t>
+                        <w:t xml:space="preserve"> “Hardware Implementation of Fixed-Pattern Noise Removal Algorithm for a</w:t>
+                      </w:r>
+                      <w:r>
+                        <w:t>n</w:t>
+                      </w:r>
+                      <w:r>
+                        <w:t xml:space="preserve"> HD Infrared Detector”</w:t>
                       </w:r>
                     </w:p>
                     <w:p>
@@ -2280,7 +2436,17 @@
                         <w:ind w:left="284"/>
                       </w:pPr>
                       <w:r>
-                        <w:t>International Conference on Electro-Optics and Photonics (EOP), Springer Nature, 2025</w:t>
+                        <w:rPr>
+                          <w:i/>
+                          <w:iCs/>
+                        </w:rPr>
+                        <w:t>International Conference on Electro-Optics and Photonics (EOP)</w:t>
+                      </w:r>
+                      <w:r>
+                        <w:t>, Springer Nature, 2025</w:t>
+                      </w:r>
+                      <w:r>
+                        <w:t>.</w:t>
                       </w:r>
                     </w:p>
                     <w:p/>
@@ -2302,13 +2468,13 @@
         <mc:AlternateContent>
           <mc:Choice Requires="wps">
             <w:drawing>
-              <wp:anchor distT="0" distB="0" distL="114300" distR="114300" simplePos="0" relativeHeight="251724800" behindDoc="0" locked="0" layoutInCell="1" allowOverlap="1" wp14:anchorId="3CB83F2D" wp14:editId="3E283485">
+              <wp:anchor distT="0" distB="0" distL="114300" distR="114300" simplePos="0" relativeHeight="251724800" behindDoc="0" locked="0" layoutInCell="1" allowOverlap="1" wp14:anchorId="3CB83F2D" wp14:editId="7CA73C21">
                 <wp:simplePos x="0" y="0"/>
                 <wp:positionH relativeFrom="margin">
                   <wp:posOffset>-274320</wp:posOffset>
                 </wp:positionH>
                 <wp:positionV relativeFrom="margin">
-                  <wp:posOffset>4533900</wp:posOffset>
+                  <wp:posOffset>4547177</wp:posOffset>
                 </wp:positionV>
                 <wp:extent cx="7199630" cy="929640"/>
                 <wp:effectExtent l="0" t="0" r="0" b="3810"/>
@@ -2344,6 +2510,7 @@
                           <w:p>
                             <w:pPr>
                               <w:pStyle w:val="Heading1"/>
+                              <w:spacing w:after="160"/>
                             </w:pPr>
                             <w:r>
                               <w:t>EDUCATION</w:t>
@@ -2357,6 +2524,9 @@
                               <w:t>B. Tech. in Electronics and Communication</w:t>
                             </w:r>
                             <w:r>
+                              <w:t xml:space="preserve"> Engineering</w:t>
+                            </w:r>
+                            <w:r>
                               <w:tab/>
                             </w:r>
                             <w:r>
@@ -2369,14 +2539,25 @@
                               <w:tab/>
                             </w:r>
                             <w:r>
-                              <w:tab/>
-                            </w:r>
-                            <w:r>
-                              <w:tab/>
-                            </w:r>
-                            <w:r>
-                              <w:tab/>
-                              <w:t xml:space="preserve">      7.54 CGPA</w:t>
+                              <w:t xml:space="preserve">            </w:t>
+                            </w:r>
+                            <w:r>
+                              <w:t xml:space="preserve">   </w:t>
+                            </w:r>
+                            <w:r>
+                              <w:t>CGPA</w:t>
+                            </w:r>
+                            <w:r>
+                              <w:t xml:space="preserve"> </w:t>
+                            </w:r>
+                            <w:r>
+                              <w:t>7.54</w:t>
+                            </w:r>
+                            <w:r>
+                              <w:t>/10</w:t>
+                            </w:r>
+                            <w:r>
+                              <w:t xml:space="preserve"> </w:t>
                             </w:r>
                           </w:p>
                           <w:p>
@@ -2425,12 +2606,13 @@
           </mc:Choice>
           <mc:Fallback>
             <w:pict>
-              <v:shape w14:anchorId="3CB83F2D" id="Text Box 1688928477" o:spid="_x0000_s1052" type="#_x0000_t202" style="position:absolute;left:0;text-align:left;margin-left:-21.6pt;margin-top:357pt;width:566.9pt;height:73.2pt;z-index:251724800;visibility:visible;mso-wrap-style:square;mso-width-percent:0;mso-height-percent:0;mso-wrap-distance-left:9pt;mso-wrap-distance-top:0;mso-wrap-distance-right:9pt;mso-wrap-distance-bottom:0;mso-position-horizontal:absolute;mso-position-horizontal-relative:margin;mso-position-vertical:absolute;mso-position-vertical-relative:margin;mso-width-percent:0;mso-height-percent:0;mso-width-relative:margin;mso-height-relative:margin;v-text-anchor:top" o:gfxdata="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" filled="f" stroked="f">
+              <v:shape w14:anchorId="3CB83F2D" id="Text Box 1688928477" o:spid="_x0000_s1052" type="#_x0000_t202" style="position:absolute;left:0;text-align:left;margin-left:-21.6pt;margin-top:358.05pt;width:566.9pt;height:73.2pt;z-index:251724800;visibility:visible;mso-wrap-style:square;mso-width-percent:0;mso-height-percent:0;mso-wrap-distance-left:9pt;mso-wrap-distance-top:0;mso-wrap-distance-right:9pt;mso-wrap-distance-bottom:0;mso-position-horizontal:absolute;mso-position-horizontal-relative:margin;mso-position-vertical:absolute;mso-position-vertical-relative:margin;mso-width-percent:0;mso-height-percent:0;mso-width-relative:margin;mso-height-relative:margin;v-text-anchor:top" o:gfxdata="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" filled="f" stroked="f">
                 <v:textbox>
                   <w:txbxContent>
                     <w:p>
                       <w:pPr>
                         <w:pStyle w:val="Heading1"/>
+                        <w:spacing w:after="160"/>
                       </w:pPr>
                       <w:r>
                         <w:t>EDUCATION</w:t>
@@ -2444,6 +2626,9 @@
                         <w:t>B. Tech. in Electronics and Communication</w:t>
                       </w:r>
                       <w:r>
+                        <w:t xml:space="preserve"> Engineering</w:t>
+                      </w:r>
+                      <w:r>
                         <w:tab/>
                       </w:r>
                       <w:r>
@@ -2456,14 +2641,25 @@
                         <w:tab/>
                       </w:r>
                       <w:r>
-                        <w:tab/>
-                      </w:r>
-                      <w:r>
-                        <w:tab/>
-                      </w:r>
-                      <w:r>
-                        <w:tab/>
-                        <w:t xml:space="preserve">      7.54 CGPA</w:t>
+                        <w:t xml:space="preserve">            </w:t>
+                      </w:r>
+                      <w:r>
+                        <w:t xml:space="preserve">   </w:t>
+                      </w:r>
+                      <w:r>
+                        <w:t>CGPA</w:t>
+                      </w:r>
+                      <w:r>
+                        <w:t xml:space="preserve"> </w:t>
+                      </w:r>
+                      <w:r>
+                        <w:t>7.54</w:t>
+                      </w:r>
+                      <w:r>
+                        <w:t>/10</w:t>
+                      </w:r>
+                      <w:r>
+                        <w:t xml:space="preserve"> </w:t>
                       </w:r>
                     </w:p>
                     <w:p>
@@ -2509,16 +2705,16 @@
         <mc:AlternateContent>
           <mc:Choice Requires="wps">
             <w:drawing>
-              <wp:anchor distT="0" distB="0" distL="114300" distR="114300" simplePos="0" relativeHeight="251712512" behindDoc="0" locked="0" layoutInCell="1" allowOverlap="1" wp14:anchorId="5EC7CC12" wp14:editId="373A3AFE">
+              <wp:anchor distT="0" distB="0" distL="114300" distR="114300" simplePos="0" relativeHeight="251712512" behindDoc="0" locked="0" layoutInCell="1" allowOverlap="1" wp14:anchorId="5EC7CC12" wp14:editId="0AEE6489">
                 <wp:simplePos x="0" y="0"/>
                 <wp:positionH relativeFrom="margin">
-                  <wp:posOffset>-274320</wp:posOffset>
+                  <wp:posOffset>-277495</wp:posOffset>
                 </wp:positionH>
                 <wp:positionV relativeFrom="margin">
-                  <wp:posOffset>2118360</wp:posOffset>
+                  <wp:posOffset>1987608</wp:posOffset>
                 </wp:positionV>
-                <wp:extent cx="7199630" cy="2362200"/>
-                <wp:effectExtent l="0" t="0" r="0" b="0"/>
+                <wp:extent cx="7199630" cy="2569845"/>
+                <wp:effectExtent l="0" t="0" r="0" b="1905"/>
                 <wp:wrapSquare wrapText="bothSides"/>
                 <wp:docPr id="568118895" name="Text Box 568118895"/>
                 <wp:cNvGraphicFramePr>
@@ -2533,7 +2729,7 @@
                       <wps:spPr bwMode="auto">
                         <a:xfrm>
                           <a:off x="0" y="0"/>
-                          <a:ext cx="7199630" cy="2362200"/>
+                          <a:ext cx="7199630" cy="2569845"/>
                         </a:xfrm>
                         <a:prstGeom prst="rect">
                           <a:avLst/>
@@ -2551,6 +2747,7 @@
                           <w:p>
                             <w:pPr>
                               <w:pStyle w:val="Heading1"/>
+                              <w:spacing w:after="160"/>
                             </w:pPr>
                             <w:r>
                               <w:t>PROJECTS</w:t>
@@ -2578,13 +2775,40 @@
                           </w:p>
                           <w:p>
                             <w:r>
-                              <w:t>Implemented and benchmarked models like YOLO v7</w:t>
-                            </w:r>
-                            <w:r>
-                              <w:t xml:space="preserve">, RCNN and </w:t>
-                            </w:r>
-                            <w:r>
-                              <w:t>Faster R-CNN using TensorFlow/PyTorch real-time thermal detection</w:t>
+                              <w:t xml:space="preserve">Implemented and benchmarked </w:t>
+                            </w:r>
+                            <w:r>
+                              <w:t xml:space="preserve">deep learning </w:t>
+                            </w:r>
+                            <w:r>
+                              <w:t xml:space="preserve">models </w:t>
+                            </w:r>
+                            <w:r>
+                              <w:t>—</w:t>
+                            </w:r>
+                            <w:r>
+                              <w:t xml:space="preserve"> </w:t>
+                            </w:r>
+                            <w:r>
+                              <w:t>YOLOv7</w:t>
+                            </w:r>
+                            <w:r>
+                              <w:t>, R</w:t>
+                            </w:r>
+                            <w:r>
+                              <w:t>-</w:t>
+                            </w:r>
+                            <w:r>
+                              <w:t xml:space="preserve">CNN and </w:t>
+                            </w:r>
+                            <w:r>
+                              <w:t>Faster R-CNN using TensorFlow</w:t>
+                            </w:r>
+                            <w:r>
+                              <w:t xml:space="preserve"> and </w:t>
+                            </w:r>
+                            <w:r>
+                              <w:t>PyTorch real-time thermal detection</w:t>
                             </w:r>
                             <w:r>
                               <w:t xml:space="preserve"> on GPU based platform.</w:t>
@@ -2628,13 +2852,43 @@
                               <w:t xml:space="preserve"> an</w:t>
                             </w:r>
                             <w:r>
-                              <w:t xml:space="preserve"> approximate prefix adder in Verilog and </w:t>
+                              <w:t xml:space="preserve"> approximate </w:t>
+                            </w:r>
+                            <w:r>
+                              <w:t xml:space="preserve">parallel </w:t>
+                            </w:r>
+                            <w:r>
+                              <w:t xml:space="preserve">prefix adder in Verilog and </w:t>
                             </w:r>
                             <w:r>
                               <w:t>a</w:t>
                             </w:r>
                             <w:r>
-                              <w:t>nalyzed accuracy vs delay vs hardware trade-offs</w:t>
+                              <w:t>nalyzed accuracy vs</w:t>
+                            </w:r>
+                            <w:r>
+                              <w:t>.</w:t>
+                            </w:r>
+                            <w:r>
+                              <w:t xml:space="preserve"> delay vs</w:t>
+                            </w:r>
+                            <w:r>
+                              <w:t>.</w:t>
+                            </w:r>
+                            <w:r>
+                              <w:t xml:space="preserve"> </w:t>
+                            </w:r>
+                            <w:r>
+                              <w:t>hardware utilization trade-offs</w:t>
+                            </w:r>
+                            <w:r>
+                              <w:t xml:space="preserve"> </w:t>
+                            </w:r>
+                            <w:r>
+                              <w:t>using Vivado simulation tools</w:t>
+                            </w:r>
+                            <w:r>
+                              <w:t>.</w:t>
                             </w:r>
                           </w:p>
                           <w:p/>
@@ -2643,7 +2897,7 @@
                               <w:pStyle w:val="Heading2"/>
                             </w:pPr>
                             <w:r>
-                              <w:t>Object Detection and Counting of Objects by Shape and Colour using Blob Analysis</w:t>
+                              <w:t>Object Detection and Counting by Shape and Colour using Blob Analysis</w:t>
                             </w:r>
                             <w:r>
                               <w:t xml:space="preserve"> in MATLAB</w:t>
@@ -2657,19 +2911,7 @@
                           </w:p>
                           <w:p>
                             <w:r>
-                              <w:t>Implemented using Blob Analysis Algorithm</w:t>
-                            </w:r>
-                            <w:r>
-                              <w:t xml:space="preserve">, Segmentation </w:t>
-                            </w:r>
-                            <w:r>
-                              <w:t>and Contour Detection</w:t>
-                            </w:r>
-                            <w:r>
-                              <w:t xml:space="preserve"> in MATLAB</w:t>
-                            </w:r>
-                            <w:r>
-                              <w:t>.</w:t>
+                              <w:t>Implemented an object detection and counting pipeline using Blob Analysis, image segmentation, and contour detection in MATLAB.</w:t>
                             </w:r>
                           </w:p>
                         </w:txbxContent>
@@ -2691,12 +2933,13 @@
           </mc:Choice>
           <mc:Fallback>
             <w:pict>
-              <v:shape w14:anchorId="5EC7CC12" id="Text Box 568118895" o:spid="_x0000_s1053" type="#_x0000_t202" style="position:absolute;left:0;text-align:left;margin-left:-21.6pt;margin-top:166.8pt;width:566.9pt;height:186pt;z-index:251712512;visibility:visible;mso-wrap-style:square;mso-width-percent:0;mso-height-percent:0;mso-wrap-distance-left:9pt;mso-wrap-distance-top:0;mso-wrap-distance-right:9pt;mso-wrap-distance-bottom:0;mso-position-horizontal:absolute;mso-position-horizontal-relative:margin;mso-position-vertical:absolute;mso-position-vertical-relative:margin;mso-width-percent:0;mso-height-percent:0;mso-width-relative:margin;mso-height-relative:margin;v-text-anchor:top" o:gfxdata="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" filled="f" stroked="f">
+              <v:shape w14:anchorId="5EC7CC12" id="Text Box 568118895" o:spid="_x0000_s1053" type="#_x0000_t202" style="position:absolute;left:0;text-align:left;margin-left:-21.85pt;margin-top:156.5pt;width:566.9pt;height:202.35pt;z-index:251712512;visibility:visible;mso-wrap-style:square;mso-width-percent:0;mso-height-percent:0;mso-wrap-distance-left:9pt;mso-wrap-distance-top:0;mso-wrap-distance-right:9pt;mso-wrap-distance-bottom:0;mso-position-horizontal:absolute;mso-position-horizontal-relative:margin;mso-position-vertical:absolute;mso-position-vertical-relative:margin;mso-width-percent:0;mso-height-percent:0;mso-width-relative:margin;mso-height-relative:margin;v-text-anchor:top" o:gfxdata="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" filled="f" stroked="f">
                 <v:textbox>
                   <w:txbxContent>
                     <w:p>
                       <w:pPr>
                         <w:pStyle w:val="Heading1"/>
+                        <w:spacing w:after="160"/>
                       </w:pPr>
                       <w:r>
                         <w:t>PROJECTS</w:t>
@@ -2724,13 +2967,40 @@
                     </w:p>
                     <w:p>
                       <w:r>
-                        <w:t>Implemented and benchmarked models like YOLO v7</w:t>
-                      </w:r>
-                      <w:r>
-                        <w:t xml:space="preserve">, RCNN and </w:t>
-                      </w:r>
-                      <w:r>
-                        <w:t>Faster R-CNN using TensorFlow/PyTorch real-time thermal detection</w:t>
+                        <w:t xml:space="preserve">Implemented and benchmarked </w:t>
+                      </w:r>
+                      <w:r>
+                        <w:t xml:space="preserve">deep learning </w:t>
+                      </w:r>
+                      <w:r>
+                        <w:t xml:space="preserve">models </w:t>
+                      </w:r>
+                      <w:r>
+                        <w:t>—</w:t>
+                      </w:r>
+                      <w:r>
+                        <w:t xml:space="preserve"> </w:t>
+                      </w:r>
+                      <w:r>
+                        <w:t>YOLOv7</w:t>
+                      </w:r>
+                      <w:r>
+                        <w:t>, R</w:t>
+                      </w:r>
+                      <w:r>
+                        <w:t>-</w:t>
+                      </w:r>
+                      <w:r>
+                        <w:t xml:space="preserve">CNN and </w:t>
+                      </w:r>
+                      <w:r>
+                        <w:t>Faster R-CNN using TensorFlow</w:t>
+                      </w:r>
+                      <w:r>
+                        <w:t xml:space="preserve"> and </w:t>
+                      </w:r>
+                      <w:r>
+                        <w:t>PyTorch real-time thermal detection</w:t>
                       </w:r>
                       <w:r>
                         <w:t xml:space="preserve"> on GPU based platform.</w:t>
@@ -2774,13 +3044,43 @@
                         <w:t xml:space="preserve"> an</w:t>
                       </w:r>
                       <w:r>
-                        <w:t xml:space="preserve"> approximate prefix adder in Verilog and </w:t>
+                        <w:t xml:space="preserve"> approximate </w:t>
+                      </w:r>
+                      <w:r>
+                        <w:t xml:space="preserve">parallel </w:t>
+                      </w:r>
+                      <w:r>
+                        <w:t xml:space="preserve">prefix adder in Verilog and </w:t>
                       </w:r>
                       <w:r>
                         <w:t>a</w:t>
                       </w:r>
                       <w:r>
-                        <w:t>nalyzed accuracy vs delay vs hardware trade-offs</w:t>
+                        <w:t>nalyzed accuracy vs</w:t>
+                      </w:r>
+                      <w:r>
+                        <w:t>.</w:t>
+                      </w:r>
+                      <w:r>
+                        <w:t xml:space="preserve"> delay vs</w:t>
+                      </w:r>
+                      <w:r>
+                        <w:t>.</w:t>
+                      </w:r>
+                      <w:r>
+                        <w:t xml:space="preserve"> </w:t>
+                      </w:r>
+                      <w:r>
+                        <w:t>hardware utilization trade-offs</w:t>
+                      </w:r>
+                      <w:r>
+                        <w:t xml:space="preserve"> </w:t>
+                      </w:r>
+                      <w:r>
+                        <w:t>using Vivado simulation tools</w:t>
+                      </w:r>
+                      <w:r>
+                        <w:t>.</w:t>
                       </w:r>
                     </w:p>
                     <w:p/>
@@ -2789,7 +3089,7 @@
                         <w:pStyle w:val="Heading2"/>
                       </w:pPr>
                       <w:r>
-                        <w:t>Object Detection and Counting of Objects by Shape and Colour using Blob Analysis</w:t>
+                        <w:t>Object Detection and Counting by Shape and Colour using Blob Analysis</w:t>
                       </w:r>
                       <w:r>
                         <w:t xml:space="preserve"> in MATLAB</w:t>
@@ -2803,19 +3103,7 @@
                     </w:p>
                     <w:p>
                       <w:r>
-                        <w:t>Implemented using Blob Analysis Algorithm</w:t>
-                      </w:r>
-                      <w:r>
-                        <w:t xml:space="preserve">, Segmentation </w:t>
-                      </w:r>
-                      <w:r>
-                        <w:t>and Contour Detection</w:t>
-                      </w:r>
-                      <w:r>
-                        <w:t xml:space="preserve"> in MATLAB</w:t>
-                      </w:r>
-                      <w:r>
-                        <w:t>.</w:t>
+                        <w:t>Implemented an object detection and counting pipeline using Blob Analysis, image segmentation, and contour detection in MATLAB.</w:t>
                       </w:r>
                     </w:p>
                   </w:txbxContent>
@@ -2834,13 +3122,13 @@
         <mc:AlternateContent>
           <mc:Choice Requires="wps">
             <w:drawing>
-              <wp:anchor distT="45720" distB="45720" distL="114300" distR="114300" simplePos="0" relativeHeight="251710464" behindDoc="0" locked="1" layoutInCell="1" allowOverlap="1" wp14:anchorId="3F79EC47" wp14:editId="0AAD58F4">
+              <wp:anchor distT="45720" distB="45720" distL="114300" distR="114300" simplePos="0" relativeHeight="251710464" behindDoc="0" locked="1" layoutInCell="1" allowOverlap="1" wp14:anchorId="3F79EC47" wp14:editId="079D406E">
                 <wp:simplePos x="0" y="0"/>
                 <wp:positionH relativeFrom="margin">
                   <wp:posOffset>-167640</wp:posOffset>
                 </wp:positionH>
                 <wp:positionV relativeFrom="margin">
-                  <wp:posOffset>312420</wp:posOffset>
+                  <wp:posOffset>249555</wp:posOffset>
                 </wp:positionV>
                 <wp:extent cx="7199630" cy="1821180"/>
                 <wp:effectExtent l="0" t="0" r="0" b="0"/>
@@ -2977,7 +3265,13 @@
                               <w:t>s</w:t>
                             </w:r>
                             <w:r>
-                              <w:t xml:space="preserve"> for model training and evaluation.</w:t>
+                              <w:t xml:space="preserve"> </w:t>
+                            </w:r>
+                            <w:r>
+                              <w:t>for model training, validation, and evaluation</w:t>
+                            </w:r>
+                            <w:r>
+                              <w:t>.</w:t>
                             </w:r>
                           </w:p>
                           <w:p>
@@ -2993,10 +3287,7 @@
                             <w:bookmarkStart w:id="1" w:name="_Hlk228612505"/>
                             <w:bookmarkStart w:id="2" w:name="_Hlk228612506"/>
                             <w:r>
-                              <w:t>Implemented and benchmarked</w:t>
-                            </w:r>
-                            <w:r>
-                              <w:t xml:space="preserve"> models like</w:t>
+                              <w:t>Implemented and benchmarked deep learning models —</w:t>
                             </w:r>
                             <w:r>
                               <w:t xml:space="preserve"> </w:t>
@@ -3030,7 +3321,25 @@
                               <w:t>Faster R-CNN</w:t>
                             </w:r>
                             <w:r>
-                              <w:t xml:space="preserve"> using TensorFlow/PyTorch, analyzing latency vs accuracy trade-offs for real-time thermal detection</w:t>
+                              <w:t xml:space="preserve"> using TensorFlow</w:t>
+                            </w:r>
+                            <w:r>
+                              <w:t xml:space="preserve"> and </w:t>
+                            </w:r>
+                            <w:r>
+                              <w:t>PyTorch, analyzing latency vs</w:t>
+                            </w:r>
+                            <w:r>
+                              <w:t>.</w:t>
+                            </w:r>
+                            <w:r>
+                              <w:t xml:space="preserve"> accuracy trade-offs for real-time thermal </w:t>
+                            </w:r>
+                            <w:r>
+                              <w:t xml:space="preserve">target </w:t>
+                            </w:r>
+                            <w:r>
+                              <w:t>detection</w:t>
                             </w:r>
                             <w:r>
                               <w:t>.</w:t>
@@ -3057,7 +3366,7 @@
           </mc:Choice>
           <mc:Fallback>
             <w:pict>
-              <v:shape w14:anchorId="3F79EC47" id="Text Box 361168542" o:spid="_x0000_s1054" type="#_x0000_t202" style="position:absolute;left:0;text-align:left;margin-left:-13.2pt;margin-top:24.6pt;width:566.9pt;height:143.4pt;z-index:251710464;visibility:visible;mso-wrap-style:square;mso-width-percent:0;mso-height-percent:0;mso-wrap-distance-left:9pt;mso-wrap-distance-top:3.6pt;mso-wrap-distance-right:9pt;mso-wrap-distance-bottom:3.6pt;mso-position-horizontal:absolute;mso-position-horizontal-relative:margin;mso-position-vertical:absolute;mso-position-vertical-relative:margin;mso-width-percent:0;mso-height-percent:0;mso-width-relative:margin;mso-height-relative:margin;v-text-anchor:top" o:gfxdata="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" filled="f" stroked="f">
+              <v:shape w14:anchorId="3F79EC47" id="Text Box 361168542" o:spid="_x0000_s1054" type="#_x0000_t202" style="position:absolute;left:0;text-align:left;margin-left:-13.2pt;margin-top:19.65pt;width:566.9pt;height:143.4pt;z-index:251710464;visibility:visible;mso-wrap-style:square;mso-width-percent:0;mso-height-percent:0;mso-wrap-distance-left:9pt;mso-wrap-distance-top:3.6pt;mso-wrap-distance-right:9pt;mso-wrap-distance-bottom:3.6pt;mso-position-horizontal:absolute;mso-position-horizontal-relative:margin;mso-position-vertical:absolute;mso-position-vertical-relative:margin;mso-width-percent:0;mso-height-percent:0;mso-width-relative:margin;mso-height-relative:margin;v-text-anchor:top" o:gfxdata="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" filled="f" stroked="f">
                 <v:textbox>
                   <w:txbxContent>
                     <w:p>
@@ -3164,7 +3473,13 @@
                         <w:t>s</w:t>
                       </w:r>
                       <w:r>
-                        <w:t xml:space="preserve"> for model training and evaluation.</w:t>
+                        <w:t xml:space="preserve"> </w:t>
+                      </w:r>
+                      <w:r>
+                        <w:t>for model training, validation, and evaluation</w:t>
+                      </w:r>
+                      <w:r>
+                        <w:t>.</w:t>
                       </w:r>
                     </w:p>
                     <w:p>
@@ -3180,10 +3495,7 @@
                       <w:bookmarkStart w:id="3" w:name="_Hlk228612505"/>
                       <w:bookmarkStart w:id="4" w:name="_Hlk228612506"/>
                       <w:r>
-                        <w:t>Implemented and benchmarked</w:t>
-                      </w:r>
-                      <w:r>
-                        <w:t xml:space="preserve"> models like</w:t>
+                        <w:t>Implemented and benchmarked deep learning models —</w:t>
                       </w:r>
                       <w:r>
                         <w:t xml:space="preserve"> </w:t>
@@ -3217,7 +3529,25 @@
                         <w:t>Faster R-CNN</w:t>
                       </w:r>
                       <w:r>
-                        <w:t xml:space="preserve"> using TensorFlow/PyTorch, analyzing latency vs accuracy trade-offs for real-time thermal detection</w:t>
+                        <w:t xml:space="preserve"> using TensorFlow</w:t>
+                      </w:r>
+                      <w:r>
+                        <w:t xml:space="preserve"> and </w:t>
+                      </w:r>
+                      <w:r>
+                        <w:t>PyTorch, analyzing latency vs</w:t>
+                      </w:r>
+                      <w:r>
+                        <w:t>.</w:t>
+                      </w:r>
+                      <w:r>
+                        <w:t xml:space="preserve"> accuracy trade-offs for real-time thermal </w:t>
+                      </w:r>
+                      <w:r>
+                        <w:t xml:space="preserve">target </w:t>
+                      </w:r>
+                      <w:r>
+                        <w:t>detection</w:t>
                       </w:r>
                       <w:r>
                         <w:t>.</w:t>
@@ -3288,7 +3618,7 @@
   <w:abstractNum w:abstractNumId="0" w15:restartNumberingAfterBreak="0">
     <w:nsid w:val="FFFFFF89"/>
     <w:multiLevelType w:val="singleLevel"/>
-    <w:tmpl w:val="94D40982"/>
+    <w:tmpl w:val="99B8CE04"/>
     <w:lvl w:ilvl="0">
       <w:start w:val="1"/>
       <w:numFmt w:val="bullet"/>
@@ -5302,6 +5632,19 @@
 </file>
 
 <file path=customXml/item2.xml><?xml version="1.0" encoding="utf-8"?>
+<?mso-contentType ?>
+<FormTemplates xmlns="http://schemas.microsoft.com/sharepoint/v3/contenttype/forms">
+  <Display>DocumentLibraryForm</Display>
+  <Edit>DocumentLibraryForm</Edit>
+  <New>DocumentLibraryForm</New>
+</FormTemplates>
+</file>
+
+<file path=customXml/item3.xml><?xml version="1.0" encoding="utf-8"?>
+<b:Sources xmlns:b="http://schemas.openxmlformats.org/officeDocument/2006/bibliography" xmlns="http://schemas.openxmlformats.org/officeDocument/2006/bibliography" SelectedStyle="\APASixthEditionOfficeOnline.xsl" StyleName="APA" Version="6"/>
+</file>
+
+<file path=customXml/item4.xml><?xml version="1.0" encoding="utf-8"?>
 <p:properties xmlns:p="http://schemas.microsoft.com/office/2006/metadata/properties" xmlns:xsi="http://www.w3.org/2001/XMLSchema-instance" xmlns:pc="http://schemas.microsoft.com/office/infopath/2007/PartnerControls">
   <documentManagement>
     <_ip_UnifiedCompliancePolicyUIAction xmlns="http://schemas.microsoft.com/sharepoint/v3" xsi:nil="true"/>
@@ -5328,19 +5671,6 @@
 </p:properties>
 </file>
 
-<file path=customXml/item3.xml><?xml version="1.0" encoding="utf-8"?>
-<b:Sources xmlns:b="http://schemas.openxmlformats.org/officeDocument/2006/bibliography" xmlns="http://schemas.openxmlformats.org/officeDocument/2006/bibliography" SelectedStyle="\APASixthEditionOfficeOnline.xsl" StyleName="APA" Version="6"/>
-</file>
-
-<file path=customXml/item4.xml><?xml version="1.0" encoding="utf-8"?>
-<?mso-contentType ?>
-<FormTemplates xmlns="http://schemas.microsoft.com/sharepoint/v3/contenttype/forms">
-  <Display>DocumentLibraryForm</Display>
-  <Edit>DocumentLibraryForm</Edit>
-  <New>DocumentLibraryForm</New>
-</FormTemplates>
-</file>
-
 <file path=customXml/itemProps1.xml><?xml version="1.0" encoding="utf-8"?>
 <ds:datastoreItem xmlns:ds="http://schemas.openxmlformats.org/officeDocument/2006/customXml" ds:itemID="{4EC462F3-80C7-49B2-8EBE-37145E717DCE}">
   <ds:schemaRefs>
@@ -5363,14 +5693,9 @@
 </file>
 
 <file path=customXml/itemProps2.xml><?xml version="1.0" encoding="utf-8"?>
-<ds:datastoreItem xmlns:ds="http://schemas.openxmlformats.org/officeDocument/2006/customXml" ds:itemID="{A24E1825-E6E3-4982-AFC5-61F15BFA70B7}">
+<ds:datastoreItem xmlns:ds="http://schemas.openxmlformats.org/officeDocument/2006/customXml" ds:itemID="{CE419F7F-748A-4633-A881-5486D1B6E31F}">
   <ds:schemaRefs>
-    <ds:schemaRef ds:uri="http://schemas.microsoft.com/office/2006/metadata/properties"/>
-    <ds:schemaRef ds:uri="http://schemas.microsoft.com/office/infopath/2007/PartnerControls"/>
-    <ds:schemaRef ds:uri="http://schemas.microsoft.com/sharepoint/v3"/>
-    <ds:schemaRef ds:uri="230e9df3-be65-4c73-a93b-d1236ebd677e"/>
-    <ds:schemaRef ds:uri="71af3243-3dd4-4a8d-8c0d-dd76da1f02a5"/>
-    <ds:schemaRef ds:uri="16c05727-aa75-4e4a-9b5f-8a80a1165891"/>
+    <ds:schemaRef ds:uri="http://schemas.microsoft.com/sharepoint/v3/contenttype/forms"/>
   </ds:schemaRefs>
 </ds:datastoreItem>
 </file>
@@ -5384,9 +5709,14 @@
 </file>
 
 <file path=customXml/itemProps4.xml><?xml version="1.0" encoding="utf-8"?>
-<ds:datastoreItem xmlns:ds="http://schemas.openxmlformats.org/officeDocument/2006/customXml" ds:itemID="{CE419F7F-748A-4633-A881-5486D1B6E31F}">
+<ds:datastoreItem xmlns:ds="http://schemas.openxmlformats.org/officeDocument/2006/customXml" ds:itemID="{A24E1825-E6E3-4982-AFC5-61F15BFA70B7}">
   <ds:schemaRefs>
-    <ds:schemaRef ds:uri="http://schemas.microsoft.com/sharepoint/v3/contenttype/forms"/>
+    <ds:schemaRef ds:uri="http://schemas.microsoft.com/office/2006/metadata/properties"/>
+    <ds:schemaRef ds:uri="http://schemas.microsoft.com/office/infopath/2007/PartnerControls"/>
+    <ds:schemaRef ds:uri="http://schemas.microsoft.com/sharepoint/v3"/>
+    <ds:schemaRef ds:uri="230e9df3-be65-4c73-a93b-d1236ebd677e"/>
+    <ds:schemaRef ds:uri="71af3243-3dd4-4a8d-8c0d-dd76da1f02a5"/>
+    <ds:schemaRef ds:uri="16c05727-aa75-4e4a-9b5f-8a80a1165891"/>
   </ds:schemaRefs>
 </ds:datastoreItem>
 </file>
